--- a/interview_bot/summery star amazon2.docx
+++ b/interview_bot/summery star amazon2.docx
@@ -4,6 +4,571 @@
   <w:body>
     <w:p>
       <w:pPr>
+        <w:pStyle w:val="p1"/>
+      </w:pPr>
+      <w:r>
+        <w:t xml:space="preserve">Perfect—here are your </w:t>
+      </w:r>
+      <w:r>
+        <w:rPr>
+          <w:rStyle w:val="s1"/>
+          <w:b/>
+          <w:bCs/>
+        </w:rPr>
+        <w:t>updated Customer Obsession versions in clean, normal STAR format</w:t>
+      </w:r>
+      <w:r>
+        <w:t xml:space="preserve"> so you can read and practice naturally.</w:t>
+      </w:r>
+    </w:p>
+    <w:p>
+      <w:r>
+        <w:rPr>
+          <w:noProof/>
+        </w:rPr>
+        <w:pict w14:anchorId="49288106">
+          <v:rect id="_x0000_i1050" alt="" style="width:468pt;height:.05pt;mso-width-percent:0;mso-height-percent:0;mso-width-percent:0;mso-height-percent:0" o:hralign="center" o:hrstd="t" o:hr="t" fillcolor="#a0a0a0" stroked="f"/>
+        </w:pict>
+      </w:r>
+    </w:p>
+    <w:p>
+      <w:pPr>
+        <w:pStyle w:val="Heading1"/>
+      </w:pPr>
+      <w:r>
+        <w:rPr>
+          <w:rStyle w:val="s1"/>
+          <w:rFonts w:ascii="Apple Color Emoji" w:hAnsi="Apple Color Emoji" w:cs="Apple Color Emoji"/>
+        </w:rPr>
+        <w:t>⭐</w:t>
+      </w:r>
+      <w:r>
+        <w:rPr>
+          <w:rStyle w:val="s1"/>
+        </w:rPr>
+        <w:t xml:space="preserve"> Story 1 — Customer asked for wrong solution (Transmission Project)</w:t>
+      </w:r>
+    </w:p>
+    <w:p>
+      <w:pPr>
+        <w:pStyle w:val="p3"/>
+      </w:pPr>
+      <w:r>
+        <w:rPr>
+          <w:b/>
+          <w:bCs/>
+        </w:rPr>
+        <w:t>Question:</w:t>
+      </w:r>
+      <w:r>
+        <w:br/>
+        <w:t>Tell me about a time when a customer came to you for something that wouldn’t actually address their need.</w:t>
+      </w:r>
+    </w:p>
+    <w:p>
+      <w:pPr>
+        <w:pStyle w:val="p3"/>
+      </w:pPr>
+      <w:r>
+        <w:rPr>
+          <w:b/>
+          <w:bCs/>
+        </w:rPr>
+        <w:t>Situation:</w:t>
+      </w:r>
+      <w:r>
+        <w:br/>
+        <w:t>At PEC, we were experiencing significant native load growth, and our distribution team requested new transmission infrastructure to support the load and relieve stress on aging equipment at a neighboring substation. When I shared the initial plan with a neighboring utility, they escalated it to their legal team due to an ownership disagreement.</w:t>
+      </w:r>
+    </w:p>
+    <w:p>
+      <w:pPr>
+        <w:pStyle w:val="p3"/>
+      </w:pPr>
+      <w:r>
+        <w:rPr>
+          <w:b/>
+          <w:bCs/>
+        </w:rPr>
+        <w:t>Task:</w:t>
+      </w:r>
+      <w:r>
+        <w:br/>
+        <w:t>I was responsible for evaluating the transmission expansion and ensuring we delivered a solution that actually addressed system needs while resolving the stakeholder conflict.</w:t>
+      </w:r>
+    </w:p>
+    <w:p>
+      <w:pPr>
+        <w:pStyle w:val="p3"/>
+      </w:pPr>
+      <w:r>
+        <w:rPr>
+          <w:b/>
+          <w:bCs/>
+        </w:rPr>
+        <w:t>Action:</w:t>
+      </w:r>
+      <w:r>
+        <w:br/>
+        <w:t>Instead of moving forward with the initial request, I validated whether the proposed solution would truly meet the system requirements. I ran multiple power flow scenarios to evaluate different interconnection options, including whether our system alone could serve the load. The analysis showed that the initial approach would not adequately address system constraints.</w:t>
+      </w:r>
+      <w:r>
+        <w:br/>
+        <w:t>Based on that, I developed a revised plan with two substations and three transmission lines, which met reliability requirements while minimizing shared ownership. I also coordinated with the neighboring utility and supported the RPG process by presenting the technical justification.</w:t>
+      </w:r>
+    </w:p>
+    <w:p>
+      <w:pPr>
+        <w:pStyle w:val="p1"/>
+      </w:pPr>
+      <w:r>
+        <w:rPr>
+          <w:b/>
+          <w:bCs/>
+        </w:rPr>
+        <w:t>Result:</w:t>
+      </w:r>
+      <w:r>
+        <w:br/>
+        <w:t>The project was endorsed, and we retained about 90% ownership of the assets. More importantly, the final design ensured reliable service to the load and avoided future system constraints, delivering a solution that truly met the customer’s needs rather than just the initial request.</w:t>
+      </w:r>
+    </w:p>
+    <w:p>
+      <w:r>
+        <w:rPr>
+          <w:noProof/>
+        </w:rPr>
+        <w:pict w14:anchorId="08410A92">
+          <v:rect id="_x0000_i1049" alt="" style="width:468pt;height:.05pt;mso-width-percent:0;mso-height-percent:0;mso-width-percent:0;mso-height-percent:0" o:hralign="center" o:hrstd="t" o:hr="t" fillcolor="#a0a0a0" stroked="f"/>
+        </w:pict>
+      </w:r>
+    </w:p>
+    <w:p>
+      <w:pPr>
+        <w:pStyle w:val="Heading1"/>
+      </w:pPr>
+      <w:r>
+        <w:rPr>
+          <w:rStyle w:val="s1"/>
+          <w:rFonts w:ascii="Apple Color Emoji" w:hAnsi="Apple Color Emoji" w:cs="Apple Color Emoji"/>
+        </w:rPr>
+        <w:lastRenderedPageBreak/>
+        <w:t>⭐</w:t>
+      </w:r>
+      <w:r>
+        <w:rPr>
+          <w:rStyle w:val="s1"/>
+        </w:rPr>
+        <w:t xml:space="preserve"> Story 2 — Anticipating customer need (345kV Strategy)</w:t>
+      </w:r>
+    </w:p>
+    <w:p>
+      <w:pPr>
+        <w:pStyle w:val="p3"/>
+      </w:pPr>
+      <w:r>
+        <w:rPr>
+          <w:b/>
+          <w:bCs/>
+        </w:rPr>
+        <w:t>Question:</w:t>
+      </w:r>
+      <w:r>
+        <w:br/>
+        <w:t>Give me an example of when you anticipated a customer need with a solution they didn’t yet know they needed.</w:t>
+      </w:r>
+    </w:p>
+    <w:p>
+      <w:pPr>
+        <w:pStyle w:val="p3"/>
+      </w:pPr>
+      <w:r>
+        <w:rPr>
+          <w:b/>
+          <w:bCs/>
+        </w:rPr>
+        <w:t>Situation:</w:t>
+      </w:r>
+      <w:r>
+        <w:br/>
+        <w:t>At PEC, I was asked to evaluate whether one of our substations should be upgraded from 138kV to 345kV. This would be the first 345kV substation in our system.</w:t>
+      </w:r>
+    </w:p>
+    <w:p>
+      <w:pPr>
+        <w:pStyle w:val="p3"/>
+      </w:pPr>
+      <w:r>
+        <w:rPr>
+          <w:b/>
+          <w:bCs/>
+        </w:rPr>
+        <w:t>Task:</w:t>
+      </w:r>
+      <w:r>
+        <w:br/>
+        <w:t>I needed to determine whether this upgrade was necessary from both a reliability and long-term planning perspective.</w:t>
+      </w:r>
+    </w:p>
+    <w:p>
+      <w:pPr>
+        <w:pStyle w:val="p3"/>
+      </w:pPr>
+      <w:r>
+        <w:rPr>
+          <w:b/>
+          <w:bCs/>
+        </w:rPr>
+        <w:t>Action:</w:t>
+      </w:r>
+      <w:r>
+        <w:br/>
+        <w:t>I began by reviewing regional planning documents (RPG, RTP, TPIT) to understand whether similar infrastructure was planned nearby. After confirming there were no future 345kV substations in the area, I performed contingency analysis, which showed that the system could operate without violations even without the upgrade.</w:t>
+      </w:r>
+      <w:r>
+        <w:br/>
+        <w:t>However, I went further and conducted transfer limit analysis to evaluate system capability. This analysis showed that adding a 345kV substation would significantly increase transfer capability and hosting capacity. I connected this to future demand by recognizing that increased capacity would allow us to support large load interconnections that had not yet materialized.</w:t>
+      </w:r>
+    </w:p>
+    <w:p>
+      <w:pPr>
+        <w:pStyle w:val="p1"/>
+      </w:pPr>
+      <w:r>
+        <w:rPr>
+          <w:b/>
+          <w:bCs/>
+        </w:rPr>
+        <w:t>Result:</w:t>
+      </w:r>
+      <w:r>
+        <w:br/>
+        <w:t>Although the upgrade was not required for immediate reliability, my analysis showed strong long-term value. It helped justify the investment and positioned the system to support future large load customers, effectively anticipating a need before it became urgent.</w:t>
+      </w:r>
+    </w:p>
+    <w:p>
+      <w:r>
+        <w:pict w14:anchorId="4841783E">
+          <v:rect id="_x0000_i1037" style="width:0;height:1.5pt" o:hralign="center" o:hrstd="t" o:hr="t" fillcolor="#a0a0a0" stroked="f"/>
+        </w:pict>
+      </w:r>
+    </w:p>
+    <w:p>
+      <w:pPr>
+        <w:pStyle w:val="Heading1"/>
+      </w:pPr>
+      <w:r>
+        <w:rPr>
+          <w:rStyle w:val="s1"/>
+          <w:rFonts w:ascii="Apple Color Emoji" w:hAnsi="Apple Color Emoji" w:cs="Apple Color Emoji"/>
+        </w:rPr>
+        <w:t>⭐</w:t>
+      </w:r>
+      <w:r>
+        <w:rPr>
+          <w:rStyle w:val="s1"/>
+        </w:rPr>
+        <w:t xml:space="preserve"> Story 3 — Improving customer experience (Automation / Processes)</w:t>
+      </w:r>
+    </w:p>
+    <w:p>
+      <w:pPr>
+        <w:pStyle w:val="p3"/>
+      </w:pPr>
+      <w:r>
+        <w:rPr>
+          <w:b/>
+          <w:bCs/>
+        </w:rPr>
+        <w:t>Question:</w:t>
+      </w:r>
+      <w:r>
+        <w:br/>
+        <w:t>Tell me about a time when you evaluated and improved the customer experience of your product or service.</w:t>
+      </w:r>
+    </w:p>
+    <w:p>
+      <w:pPr>
+        <w:pStyle w:val="p3"/>
+      </w:pPr>
+      <w:r>
+        <w:rPr>
+          <w:b/>
+          <w:bCs/>
+        </w:rPr>
+        <w:t>Situation:</w:t>
+      </w:r>
+      <w:r>
+        <w:br/>
+        <w:t>When PEC transitioned to becoming more independent, I was brought in to help establish processes and improve workflows. At the time, engineers were dealing with unstructured processes and significant manual work when preparing deliverables for ERCOT.</w:t>
+      </w:r>
+    </w:p>
+    <w:p>
+      <w:pPr>
+        <w:pStyle w:val="p3"/>
+      </w:pPr>
+      <w:r>
+        <w:rPr>
+          <w:b/>
+          <w:bCs/>
+        </w:rPr>
+        <w:lastRenderedPageBreak/>
+        <w:t>Task:</w:t>
+      </w:r>
+      <w:r>
+        <w:br/>
+        <w:t>I was responsible for improving efficiency and making it easier for internal teams to complete their work accurately and consistently.</w:t>
+      </w:r>
+    </w:p>
+    <w:p>
+      <w:pPr>
+        <w:pStyle w:val="p3"/>
+      </w:pPr>
+      <w:r>
+        <w:rPr>
+          <w:b/>
+          <w:bCs/>
+        </w:rPr>
+        <w:t>Action:</w:t>
+      </w:r>
+      <w:r>
+        <w:br/>
+        <w:t>I evaluated the day-to-day experience of engineers and identified key pain points, including manual processes, lack of visibility, and unclear handoffs between teams. To address this, I created a project tracker to improve coordination and built a standardized workflow to clarify responsibilities.</w:t>
+      </w:r>
+      <w:r>
+        <w:br/>
+        <w:t>I also developed automation tools, templates, and a simplified cheat sheet to reduce manual work. To ensure long-term usability, I created documentation and a user manual so team members could adopt and troubleshoot the tools independently. I also trained team members and supported onboarding for new hires.</w:t>
+      </w:r>
+    </w:p>
+    <w:p>
+      <w:pPr>
+        <w:pStyle w:val="p1"/>
+      </w:pPr>
+      <w:r>
+        <w:rPr>
+          <w:b/>
+          <w:bCs/>
+        </w:rPr>
+        <w:t>Result:</w:t>
+      </w:r>
+      <w:r>
+        <w:br/>
+        <w:t>These improvements reduced manual workload and improved consistency in deliverables submitted to ERCOT. Team members were able to onboard faster and work more efficiently, and leadership recognized the impact by sharing positive feedback with senior management.</w:t>
+      </w:r>
+    </w:p>
+    <w:p>
+      <w:r>
+        <w:rPr>
+          <w:noProof/>
+        </w:rPr>
+        <w:pict w14:anchorId="6E096DF7">
+          <v:rect id="_x0000_i1048" alt="" style="width:468pt;height:.05pt;mso-width-percent:0;mso-height-percent:0;mso-width-percent:0;mso-height-percent:0" o:hralign="center" o:hrstd="t" o:hr="t" fillcolor="#a0a0a0" stroked="f"/>
+        </w:pict>
+      </w:r>
+    </w:p>
+    <w:p>
+      <w:pPr>
+        <w:pStyle w:val="Heading1"/>
+      </w:pPr>
+      <w:r>
+        <w:rPr>
+          <w:rStyle w:val="s1"/>
+          <w:rFonts w:ascii="Apple Color Emoji" w:hAnsi="Apple Color Emoji" w:cs="Apple Color Emoji"/>
+        </w:rPr>
+        <w:t>🧠</w:t>
+      </w:r>
+      <w:r>
+        <w:rPr>
+          <w:rStyle w:val="s1"/>
+        </w:rPr>
+        <w:t xml:space="preserve"> Final tip (important)</w:t>
+      </w:r>
+    </w:p>
+    <w:p>
+      <w:pPr>
+        <w:pStyle w:val="p3"/>
+      </w:pPr>
+      <w:r>
+        <w:t>When you say “customer” in these:</w:t>
+      </w:r>
+    </w:p>
+    <w:p>
+      <w:pPr>
+        <w:pStyle w:val="p3"/>
+      </w:pPr>
+      <w:r>
+        <w:rPr>
+          <w:rFonts w:ascii="Apple Color Emoji" w:hAnsi="Apple Color Emoji" w:cs="Apple Color Emoji"/>
+        </w:rPr>
+        <w:t>👉</w:t>
+      </w:r>
+      <w:r>
+        <w:t xml:space="preserve"> Clarify once:</w:t>
+      </w:r>
+    </w:p>
+    <w:p>
+      <w:pPr>
+        <w:pStyle w:val="p4"/>
+      </w:pPr>
+      <w:r>
+        <w:t>“In this case, the customer is internal teams like distribution or engineers relying on our planning outputs.”</w:t>
+      </w:r>
+    </w:p>
+    <w:p>
+      <w:pPr>
+        <w:pStyle w:val="p1"/>
+      </w:pPr>
+      <w:r>
+        <w:t>Then continue normally.</w:t>
+      </w:r>
+    </w:p>
+    <w:p>
+      <w:r>
+        <w:rPr>
+          <w:noProof/>
+        </w:rPr>
+        <w:pict w14:anchorId="1A32A029">
+          <v:rect id="_x0000_i1047" alt="" style="width:468pt;height:.05pt;mso-width-percent:0;mso-height-percent:0;mso-width-percent:0;mso-height-percent:0" o:hralign="center" o:hrstd="t" o:hr="t" fillcolor="#a0a0a0" stroked="f"/>
+        </w:pict>
+      </w:r>
+    </w:p>
+    <w:p>
+      <w:pPr>
+        <w:pStyle w:val="p5"/>
+      </w:pPr>
+      <w:r>
+        <w:t>You now have:</w:t>
+      </w:r>
+    </w:p>
+    <w:p>
+      <w:pPr>
+        <w:numPr>
+          <w:ilvl w:val="0"/>
+          <w:numId w:val="4"/>
+        </w:numPr>
+        <w:spacing w:before="100" w:beforeAutospacing="1" w:after="100" w:afterAutospacing="1"/>
+      </w:pPr>
+      <w:r>
+        <w:rPr>
+          <w:rFonts w:ascii="Apple Color Emoji" w:hAnsi="Apple Color Emoji" w:cs="Apple Color Emoji"/>
+        </w:rPr>
+        <w:t>✔</w:t>
+      </w:r>
+      <w:r>
+        <w:t xml:space="preserve"> 1 “customer wrong request” story</w:t>
+      </w:r>
+    </w:p>
+    <w:p>
+      <w:pPr>
+        <w:numPr>
+          <w:ilvl w:val="0"/>
+          <w:numId w:val="4"/>
+        </w:numPr>
+        <w:spacing w:before="100" w:beforeAutospacing="1" w:after="100" w:afterAutospacing="1"/>
+      </w:pPr>
+      <w:r>
+        <w:rPr>
+          <w:rFonts w:ascii="Apple Color Emoji" w:hAnsi="Apple Color Emoji" w:cs="Apple Color Emoji"/>
+        </w:rPr>
+        <w:t>✔</w:t>
+      </w:r>
+      <w:r>
+        <w:t xml:space="preserve"> 1 “anticipate future need” story</w:t>
+      </w:r>
+    </w:p>
+    <w:p>
+      <w:pPr>
+        <w:numPr>
+          <w:ilvl w:val="0"/>
+          <w:numId w:val="4"/>
+        </w:numPr>
+        <w:spacing w:before="100" w:beforeAutospacing="1" w:after="100" w:afterAutospacing="1"/>
+      </w:pPr>
+      <w:r>
+        <w:rPr>
+          <w:rFonts w:ascii="Apple Color Emoji" w:hAnsi="Apple Color Emoji" w:cs="Apple Color Emoji"/>
+        </w:rPr>
+        <w:t>✔</w:t>
+      </w:r>
+      <w:r>
+        <w:t xml:space="preserve"> 1 “improve customer experience” story</w:t>
+      </w:r>
+    </w:p>
+    <w:p>
+      <w:pPr>
+        <w:pStyle w:val="p2"/>
+        <w:rPr>
+          <w:rStyle w:val="s1"/>
+        </w:rPr>
+      </w:pPr>
+      <w:r>
+        <w:rPr>
+          <w:rFonts w:ascii="Apple Color Emoji" w:hAnsi="Apple Color Emoji" w:cs="Apple Color Emoji"/>
+        </w:rPr>
+        <w:t>👉</w:t>
+      </w:r>
+      <w:r>
+        <w:t xml:space="preserve"> That’s a </w:t>
+      </w:r>
+      <w:r>
+        <w:rPr>
+          <w:rStyle w:val="s1"/>
+          <w:b/>
+          <w:bCs/>
+        </w:rPr>
+        <w:t>perfect Customer Obsession set</w:t>
+      </w:r>
+    </w:p>
+    <w:p>
+      <w:pPr>
+        <w:rPr>
+          <w:rStyle w:val="s1"/>
+        </w:rPr>
+      </w:pPr>
+      <w:r>
+        <w:rPr>
+          <w:rStyle w:val="s1"/>
+          <w:noProof/>
+        </w:rPr>
+        <w:pict w14:anchorId="226E5238">
+          <v:rect id="_x0000_i1046" alt="" style="width:468pt;height:.05pt;mso-width-percent:0;mso-height-percent:0;mso-width-percent:0;mso-height-percent:0" o:hralign="center" o:hrstd="t" o:hr="t" fillcolor="#a0a0a0" stroked="f"/>
+        </w:pict>
+      </w:r>
+    </w:p>
+    <w:p>
+      <w:pPr>
+        <w:pStyle w:val="p3"/>
+      </w:pPr>
+      <w:r>
+        <w:lastRenderedPageBreak/>
+        <w:t>If you want next:</w:t>
+      </w:r>
+      <w:r>
+        <w:br/>
+      </w:r>
+      <w:r>
+        <w:rPr>
+          <w:rFonts w:ascii="Apple Color Emoji" w:hAnsi="Apple Color Emoji" w:cs="Apple Color Emoji"/>
+        </w:rPr>
+        <w:t>👉</w:t>
+      </w:r>
+      <w:r>
+        <w:t xml:space="preserve"> I’ll give you </w:t>
+      </w:r>
+      <w:r>
+        <w:rPr>
+          <w:rStyle w:val="s1"/>
+          <w:b/>
+          <w:bCs/>
+        </w:rPr>
+        <w:t>exact follow-up questions they will ask after each story</w:t>
+      </w:r>
+      <w:r>
+        <w:t xml:space="preserve"> (this is where most candidates get caught off guard)</w:t>
+      </w:r>
+    </w:p>
+    <w:p>
+      <w:pPr>
         <w:pStyle w:val="Heading1"/>
       </w:pPr>
       <w:r>
@@ -93,8 +658,8 @@
         <w:rPr>
           <w:noProof/>
         </w:rPr>
-        <w:pict w14:anchorId="1F77A333">
-          <v:rect id="_x0000_i1032" alt="" style="width:468pt;height:.05pt;mso-width-percent:0;mso-height-percent:0;mso-width-percent:0;mso-height-percent:0" o:hralign="center" o:hrstd="t" o:hr="t" fillcolor="#a0a0a0" stroked="f"/>
+        <w:pict w14:anchorId="401D98D4">
+          <v:rect id="_x0000_i1045" alt="" style="width:468pt;height:.05pt;mso-width-percent:0;mso-height-percent:0;mso-width-percent:0;mso-height-percent:0" o:hralign="center" o:hrstd="t" o:hr="t" fillcolor="#a0a0a0" stroked="f"/>
         </w:pict>
       </w:r>
     </w:p>
@@ -157,15 +722,12 @@
           <w:b/>
           <w:bCs/>
         </w:rPr>
+        <w:lastRenderedPageBreak/>
         <w:t>Action:</w:t>
       </w:r>
       <w:r>
         <w:br/>
-        <w:t xml:space="preserve">I started by reviewing RPG, RTP, and TPIT plans to see if any future 345kV substations were planned nearby. After confirming there were none, I ran contingency analysis, which showed </w:t>
-      </w:r>
-      <w:r>
-        <w:lastRenderedPageBreak/>
-        <w:t>that the system could operate without violations even without the upgrade.</w:t>
+        <w:t>I started by reviewing RPG, RTP, and TPIT plans to see if any future 345kV substations were planned nearby. After confirming there were none, I ran contingency analysis, which showed that the system could operate without violations even without the upgrade.</w:t>
       </w:r>
       <w:r>
         <w:br/>
@@ -193,8 +755,8 @@
         <w:rPr>
           <w:noProof/>
         </w:rPr>
-        <w:pict w14:anchorId="0DC0C2C7">
-          <v:rect id="_x0000_i1031" alt="" style="width:468pt;height:.05pt;mso-width-percent:0;mso-height-percent:0;mso-width-percent:0;mso-height-percent:0" o:hralign="center" o:hrstd="t" o:hr="t" fillcolor="#a0a0a0" stroked="f"/>
+        <w:pict w14:anchorId="52FECE8B">
+          <v:rect id="_x0000_i1044" alt="" style="width:468pt;height:.05pt;mso-width-percent:0;mso-height-percent:0;mso-width-percent:0;mso-height-percent:0" o:hralign="center" o:hrstd="t" o:hr="t" fillcolor="#a0a0a0" stroked="f"/>
         </w:pict>
       </w:r>
     </w:p>
@@ -315,6 +877,7 @@
           <w:b/>
           <w:bCs/>
         </w:rPr>
+        <w:lastRenderedPageBreak/>
         <w:t>Stepping Beyond My Role to Enhance Operator Training</w:t>
       </w:r>
     </w:p>
@@ -572,6 +1135,7 @@
         <w:pStyle w:val="p3"/>
       </w:pPr>
       <w:r>
+        <w:lastRenderedPageBreak/>
         <w:t xml:space="preserve">I used these insights to </w:t>
       </w:r>
       <w:r>
@@ -814,6 +1378,7 @@
         </w:rPr>
       </w:pPr>
       <w:r>
+        <w:lastRenderedPageBreak/>
         <w:t>my efferot was recognized by leadership and this was set an example of highly performing instructor.</w:t>
       </w:r>
       <w:r>
@@ -833,290 +1398,443 @@
           <w:rStyle w:val="s1"/>
           <w:rFonts w:eastAsiaTheme="majorEastAsia"/>
         </w:rPr>
+        <w:t xml:space="preserve">Here’s your </w:t>
+      </w:r>
+      <w:r>
+        <w:rPr>
+          <w:b/>
+          <w:bCs/>
+        </w:rPr>
+        <w:t>STAR-based</w:t>
+      </w:r>
+      <w:r>
+        <w:rPr>
+          <w:rStyle w:val="s1"/>
+          <w:rFonts w:eastAsiaTheme="majorEastAsia"/>
+        </w:rPr>
+        <w:t xml:space="preserve"> story incorporating the </w:t>
+      </w:r>
+      <w:r>
+        <w:rPr>
+          <w:b/>
+          <w:bCs/>
+        </w:rPr>
+        <w:t>SCADA failure, immediate response, API node checks, RTU validation, and incident reporting</w:t>
+      </w:r>
+      <w:r>
+        <w:rPr>
+          <w:rStyle w:val="s1"/>
+          <w:rFonts w:eastAsiaTheme="majorEastAsia"/>
+        </w:rPr>
+        <w:t xml:space="preserve">—all reinforcing </w:t>
+      </w:r>
+      <w:r>
+        <w:rPr>
+          <w:b/>
+          <w:bCs/>
+        </w:rPr>
+        <w:t>Ownership</w:t>
+      </w:r>
+      <w:r>
+        <w:rPr>
+          <w:rStyle w:val="s1"/>
+          <w:rFonts w:eastAsiaTheme="majorEastAsia"/>
+        </w:rPr>
+        <w:t xml:space="preserve">, </w:t>
+      </w:r>
+      <w:r>
+        <w:rPr>
+          <w:b/>
+          <w:bCs/>
+        </w:rPr>
+        <w:t>Deliver Results</w:t>
+      </w:r>
+      <w:r>
+        <w:rPr>
+          <w:rStyle w:val="s1"/>
+          <w:rFonts w:eastAsiaTheme="majorEastAsia"/>
+        </w:rPr>
+        <w:t xml:space="preserve">, and </w:t>
+      </w:r>
+      <w:r>
+        <w:rPr>
+          <w:b/>
+          <w:bCs/>
+        </w:rPr>
+        <w:t>Earn Trust</w:t>
+      </w:r>
+      <w:r>
+        <w:rPr>
+          <w:rStyle w:val="s1"/>
+          <w:rFonts w:eastAsiaTheme="majorEastAsia"/>
+        </w:rPr>
+        <w:t>.</w:t>
+      </w:r>
+    </w:p>
+    <w:p>
+      <w:pPr>
+        <w:pStyle w:val="p1"/>
+      </w:pPr>
+      <w:r>
+        <w:rPr>
+          <w:b/>
+          <w:bCs/>
+        </w:rPr>
+        <w:t>Handling a Critical System Switchover Alone at Midnight During SCADA Failure</w:t>
+      </w:r>
+    </w:p>
+    <w:p>
+      <w:pPr>
+        <w:pStyle w:val="p2"/>
+      </w:pPr>
+    </w:p>
+    <w:p>
+      <w:pPr>
+        <w:pStyle w:val="p3"/>
+      </w:pPr>
+      <w:r>
+        <w:rPr>
+          <w:b/>
+          <w:bCs/>
+        </w:rPr>
+        <w:t>Situation:</w:t>
+      </w:r>
+    </w:p>
+    <w:p>
+      <w:pPr>
+        <w:pStyle w:val="p4"/>
+      </w:pPr>
+      <w:r>
+        <w:t xml:space="preserve">One night during my time as a power system engineer, I was responsible for a </w:t>
+      </w:r>
+      <w:r>
+        <w:rPr>
+          <w:rStyle w:val="s1"/>
+          <w:rFonts w:eastAsiaTheme="majorEastAsia"/>
+          <w:b/>
+          <w:bCs/>
+        </w:rPr>
+        <w:t>critical system switchover from SSOC (System Security Operations Center) to BOCC (Backup Operations Control Center)</w:t>
+      </w:r>
+      <w:r>
+        <w:t>. This was a high-risk transition, ensuring that real-time grid monitoring continued without disruption.</w:t>
+      </w:r>
+    </w:p>
+    <w:p>
+      <w:pPr>
+        <w:pStyle w:val="p2"/>
+      </w:pPr>
+    </w:p>
+    <w:p>
+      <w:pPr>
+        <w:pStyle w:val="p4"/>
+      </w:pPr>
+      <w:r>
+        <w:t xml:space="preserve">At </w:t>
+      </w:r>
+      <w:r>
+        <w:rPr>
+          <w:rStyle w:val="s1"/>
+          <w:rFonts w:eastAsiaTheme="majorEastAsia"/>
+          <w:b/>
+          <w:bCs/>
+        </w:rPr>
+        <w:t>midnight</w:t>
+      </w:r>
+      <w:r>
+        <w:t xml:space="preserve">, while performing pre-switch checks, I noticed the </w:t>
+      </w:r>
+      <w:r>
+        <w:rPr>
+          <w:rStyle w:val="s1"/>
+          <w:rFonts w:eastAsiaTheme="majorEastAsia"/>
+          <w:b/>
+          <w:bCs/>
+        </w:rPr>
+        <w:t>SCADA display suddenly turned red</w:t>
+      </w:r>
+      <w:r>
+        <w:t xml:space="preserve">, indicating a </w:t>
+      </w:r>
+      <w:r>
+        <w:rPr>
+          <w:rStyle w:val="s1"/>
+          <w:rFonts w:eastAsiaTheme="majorEastAsia"/>
+          <w:b/>
+          <w:bCs/>
+        </w:rPr>
+        <w:t>system failure at SSOC</w:t>
+      </w:r>
+      <w:r>
+        <w:t xml:space="preserve">—meaning operators had </w:t>
+      </w:r>
+      <w:r>
+        <w:rPr>
+          <w:rStyle w:val="s1"/>
+          <w:rFonts w:eastAsiaTheme="majorEastAsia"/>
+          <w:b/>
+          <w:bCs/>
+        </w:rPr>
+        <w:t>lost visibility into real-time grid conditions</w:t>
+      </w:r>
+      <w:r>
+        <w:t xml:space="preserve">. This was an urgent situation, as any delays in restoring SCADA could have impacted </w:t>
+      </w:r>
+      <w:r>
+        <w:rPr>
+          <w:rStyle w:val="s1"/>
+          <w:rFonts w:eastAsiaTheme="majorEastAsia"/>
+          <w:b/>
+          <w:bCs/>
+        </w:rPr>
+        <w:t>grid stability and system reliability</w:t>
+      </w:r>
+      <w:r>
+        <w:t xml:space="preserve">. I was the </w:t>
+      </w:r>
+      <w:r>
+        <w:rPr>
+          <w:rStyle w:val="s1"/>
+          <w:rFonts w:eastAsiaTheme="majorEastAsia"/>
+          <w:b/>
+          <w:bCs/>
+        </w:rPr>
+        <w:t>only engineer on-site</w:t>
+      </w:r>
+      <w:r>
+        <w:t xml:space="preserve">, meaning I had to take </w:t>
+      </w:r>
+      <w:r>
+        <w:rPr>
+          <w:rStyle w:val="s1"/>
+          <w:rFonts w:eastAsiaTheme="majorEastAsia"/>
+          <w:b/>
+          <w:bCs/>
+        </w:rPr>
+        <w:t>full ownership</w:t>
+      </w:r>
+      <w:r>
+        <w:t xml:space="preserve"> of the response.</w:t>
+      </w:r>
+    </w:p>
+    <w:p>
+      <w:pPr>
+        <w:pStyle w:val="p2"/>
+      </w:pPr>
+    </w:p>
+    <w:p>
+      <w:pPr>
+        <w:pStyle w:val="p3"/>
+      </w:pPr>
+      <w:r>
+        <w:rPr>
+          <w:b/>
+          <w:bCs/>
+        </w:rPr>
+        <w:t>Task:</w:t>
+      </w:r>
+    </w:p>
+    <w:p>
+      <w:pPr>
+        <w:pStyle w:val="p4"/>
+      </w:pPr>
+      <w:r>
+        <w:t xml:space="preserve">My responsibility shifted from just executing the planned switchover to </w:t>
+      </w:r>
+      <w:r>
+        <w:rPr>
+          <w:rStyle w:val="s1"/>
+          <w:rFonts w:eastAsiaTheme="majorEastAsia"/>
+          <w:b/>
+          <w:bCs/>
+        </w:rPr>
+        <w:t>immediately restoring SCADA functionality</w:t>
+      </w:r>
+      <w:r>
+        <w:t xml:space="preserve"> by transitioning to BOCC while ensuring that operators had full system visibility. Given the urgency, I needed to act </w:t>
+      </w:r>
+      <w:r>
+        <w:rPr>
+          <w:rStyle w:val="s1"/>
+          <w:rFonts w:eastAsiaTheme="majorEastAsia"/>
+          <w:b/>
+          <w:bCs/>
+        </w:rPr>
+        <w:t>quickly and decisively</w:t>
+      </w:r>
+      <w:r>
+        <w:t xml:space="preserve"> to prevent a prolonged outage.</w:t>
+      </w:r>
+    </w:p>
+    <w:p>
+      <w:pPr>
+        <w:pStyle w:val="p2"/>
+      </w:pPr>
+    </w:p>
+    <w:p>
+      <w:pPr>
+        <w:pStyle w:val="p3"/>
+      </w:pPr>
+      <w:r>
+        <w:rPr>
+          <w:b/>
+          <w:bCs/>
+        </w:rPr>
+        <w:t>Action:</w:t>
+      </w:r>
+    </w:p>
+    <w:p>
+      <w:pPr>
+        <w:pStyle w:val="p5"/>
+      </w:pPr>
+      <w:r>
+        <w:t>•</w:t>
+      </w:r>
+      <w:r>
+        <w:rPr>
+          <w:rStyle w:val="apple-tab-span"/>
+          <w:rFonts w:eastAsiaTheme="majorEastAsia"/>
+        </w:rPr>
+        <w:t xml:space="preserve"> </w:t>
+      </w:r>
+      <w:r>
+        <w:rPr>
+          <w:rStyle w:val="s1"/>
+          <w:rFonts w:eastAsiaTheme="majorEastAsia"/>
+          <w:b/>
+          <w:bCs/>
+        </w:rPr>
+        <w:t>Immediate Communication:</w:t>
+      </w:r>
+      <w:r>
+        <w:t xml:space="preserve"> As soon as I saw the </w:t>
+      </w:r>
+      <w:r>
+        <w:rPr>
+          <w:rStyle w:val="s1"/>
+          <w:rFonts w:eastAsiaTheme="majorEastAsia"/>
+          <w:b/>
+          <w:bCs/>
+        </w:rPr>
+        <w:t>SCADA display turn red</w:t>
+      </w:r>
+      <w:r>
+        <w:t xml:space="preserve">, I immediately contacted the </w:t>
+      </w:r>
+      <w:r>
+        <w:rPr>
+          <w:rStyle w:val="s1"/>
+          <w:rFonts w:eastAsiaTheme="majorEastAsia"/>
+          <w:b/>
+          <w:bCs/>
+        </w:rPr>
+        <w:t>Control Room</w:t>
+      </w:r>
+      <w:r>
+        <w:t xml:space="preserve"> to inform them of the situation and let them know I was proceeding with the </w:t>
+      </w:r>
+      <w:r>
+        <w:rPr>
+          <w:rStyle w:val="s1"/>
+          <w:rFonts w:eastAsiaTheme="majorEastAsia"/>
+          <w:b/>
+          <w:bCs/>
+        </w:rPr>
+        <w:t>immediate switchover to BOCC</w:t>
+      </w:r>
+      <w:r>
+        <w:t>.</w:t>
+      </w:r>
+    </w:p>
+    <w:p>
+      <w:pPr>
+        <w:pStyle w:val="p5"/>
+      </w:pPr>
+      <w:r>
+        <w:t>•</w:t>
+      </w:r>
+      <w:r>
+        <w:rPr>
+          <w:rStyle w:val="apple-tab-span"/>
+          <w:rFonts w:eastAsiaTheme="majorEastAsia"/>
+        </w:rPr>
+        <w:t xml:space="preserve"> </w:t>
+      </w:r>
+      <w:r>
+        <w:rPr>
+          <w:rStyle w:val="s1"/>
+          <w:rFonts w:eastAsiaTheme="majorEastAsia"/>
+          <w:b/>
+          <w:bCs/>
+        </w:rPr>
+        <w:t>API Node Validation:</w:t>
+      </w:r>
+      <w:r>
+        <w:t xml:space="preserve"> Before executing the transition, I checked the </w:t>
+      </w:r>
+      <w:r>
+        <w:rPr>
+          <w:rStyle w:val="s1"/>
+          <w:rFonts w:eastAsiaTheme="majorEastAsia"/>
+          <w:b/>
+          <w:bCs/>
+        </w:rPr>
+        <w:t>API nodes on BOCC</w:t>
+      </w:r>
+      <w:r>
+        <w:t xml:space="preserve"> to ensure they were up and running, preventing a failed takeover.</w:t>
+      </w:r>
+    </w:p>
+    <w:p>
+      <w:pPr>
+        <w:pStyle w:val="p5"/>
+      </w:pPr>
+      <w:r>
         <w:lastRenderedPageBreak/>
-        <w:t xml:space="preserve">Here’s your </w:t>
-      </w:r>
-      <w:r>
-        <w:rPr>
-          <w:b/>
-          <w:bCs/>
-        </w:rPr>
-        <w:t>STAR-based</w:t>
-      </w:r>
-      <w:r>
-        <w:rPr>
-          <w:rStyle w:val="s1"/>
-          <w:rFonts w:eastAsiaTheme="majorEastAsia"/>
-        </w:rPr>
-        <w:t xml:space="preserve"> story incorporating the </w:t>
-      </w:r>
-      <w:r>
-        <w:rPr>
-          <w:b/>
-          <w:bCs/>
-        </w:rPr>
-        <w:t>SCADA failure, immediate response, API node checks, RTU validation, and incident reporting</w:t>
-      </w:r>
-      <w:r>
-        <w:rPr>
-          <w:rStyle w:val="s1"/>
-          <w:rFonts w:eastAsiaTheme="majorEastAsia"/>
-        </w:rPr>
-        <w:t xml:space="preserve">—all reinforcing </w:t>
-      </w:r>
-      <w:r>
-        <w:rPr>
-          <w:b/>
-          <w:bCs/>
-        </w:rPr>
-        <w:t>Ownership</w:t>
-      </w:r>
-      <w:r>
-        <w:rPr>
-          <w:rStyle w:val="s1"/>
-          <w:rFonts w:eastAsiaTheme="majorEastAsia"/>
-        </w:rPr>
-        <w:t xml:space="preserve">, </w:t>
-      </w:r>
-      <w:r>
-        <w:rPr>
-          <w:b/>
-          <w:bCs/>
-        </w:rPr>
-        <w:t>Deliver Results</w:t>
-      </w:r>
-      <w:r>
-        <w:rPr>
-          <w:rStyle w:val="s1"/>
-          <w:rFonts w:eastAsiaTheme="majorEastAsia"/>
-        </w:rPr>
-        <w:t xml:space="preserve">, and </w:t>
-      </w:r>
-      <w:r>
-        <w:rPr>
-          <w:b/>
-          <w:bCs/>
-        </w:rPr>
-        <w:t>Earn Trust</w:t>
-      </w:r>
-      <w:r>
-        <w:rPr>
-          <w:rStyle w:val="s1"/>
-          <w:rFonts w:eastAsiaTheme="majorEastAsia"/>
-        </w:rPr>
-        <w:t>.</w:t>
-      </w:r>
-    </w:p>
-    <w:p>
-      <w:pPr>
-        <w:pStyle w:val="p1"/>
-      </w:pPr>
-      <w:r>
-        <w:rPr>
-          <w:b/>
-          <w:bCs/>
-        </w:rPr>
-        <w:t>Handling a Critical System Switchover Alone at Midnight During SCADA Failure</w:t>
-      </w:r>
-    </w:p>
-    <w:p>
-      <w:pPr>
-        <w:pStyle w:val="p2"/>
-      </w:pPr>
-    </w:p>
-    <w:p>
-      <w:pPr>
-        <w:pStyle w:val="p3"/>
-      </w:pPr>
-      <w:r>
-        <w:rPr>
-          <w:b/>
-          <w:bCs/>
-        </w:rPr>
-        <w:t>Situation:</w:t>
-      </w:r>
-    </w:p>
-    <w:p>
-      <w:pPr>
-        <w:pStyle w:val="p4"/>
-      </w:pPr>
-      <w:r>
-        <w:t xml:space="preserve">One night during my time as a power system engineer, I was responsible for a </w:t>
-      </w:r>
-      <w:r>
-        <w:rPr>
-          <w:rStyle w:val="s1"/>
-          <w:rFonts w:eastAsiaTheme="majorEastAsia"/>
-          <w:b/>
-          <w:bCs/>
-        </w:rPr>
-        <w:t>critical system switchover from SSOC (System Security Operations Center) to BOCC (Backup Operations Control Center)</w:t>
-      </w:r>
-      <w:r>
-        <w:t>. This was a high-risk transition, ensuring that real-time grid monitoring continued without disruption.</w:t>
-      </w:r>
-    </w:p>
-    <w:p>
-      <w:pPr>
-        <w:pStyle w:val="p2"/>
-      </w:pPr>
-    </w:p>
-    <w:p>
-      <w:pPr>
-        <w:pStyle w:val="p4"/>
-      </w:pPr>
-      <w:r>
-        <w:t xml:space="preserve">At </w:t>
-      </w:r>
-      <w:r>
-        <w:rPr>
-          <w:rStyle w:val="s1"/>
-          <w:rFonts w:eastAsiaTheme="majorEastAsia"/>
-          <w:b/>
-          <w:bCs/>
-        </w:rPr>
-        <w:t>midnight</w:t>
-      </w:r>
-      <w:r>
-        <w:t xml:space="preserve">, while performing pre-switch checks, I noticed the </w:t>
-      </w:r>
-      <w:r>
-        <w:rPr>
-          <w:rStyle w:val="s1"/>
-          <w:rFonts w:eastAsiaTheme="majorEastAsia"/>
-          <w:b/>
-          <w:bCs/>
-        </w:rPr>
-        <w:t>SCADA display suddenly turned red</w:t>
-      </w:r>
-      <w:r>
-        <w:t xml:space="preserve">, indicating a </w:t>
-      </w:r>
-      <w:r>
-        <w:rPr>
-          <w:rStyle w:val="s1"/>
-          <w:rFonts w:eastAsiaTheme="majorEastAsia"/>
-          <w:b/>
-          <w:bCs/>
-        </w:rPr>
-        <w:t>system failure at SSOC</w:t>
-      </w:r>
-      <w:r>
-        <w:t xml:space="preserve">—meaning operators had </w:t>
-      </w:r>
-      <w:r>
-        <w:rPr>
-          <w:rStyle w:val="s1"/>
-          <w:rFonts w:eastAsiaTheme="majorEastAsia"/>
-          <w:b/>
-          <w:bCs/>
-        </w:rPr>
-        <w:t>lost visibility into real-time grid conditions</w:t>
-      </w:r>
-      <w:r>
-        <w:t xml:space="preserve">. This was an urgent situation, as any delays in restoring SCADA could have impacted </w:t>
-      </w:r>
-      <w:r>
-        <w:rPr>
-          <w:rStyle w:val="s1"/>
-          <w:rFonts w:eastAsiaTheme="majorEastAsia"/>
-          <w:b/>
-          <w:bCs/>
-        </w:rPr>
-        <w:t>grid stability and system reliability</w:t>
-      </w:r>
-      <w:r>
-        <w:t xml:space="preserve">. I was the </w:t>
-      </w:r>
-      <w:r>
-        <w:rPr>
-          <w:rStyle w:val="s1"/>
-          <w:rFonts w:eastAsiaTheme="majorEastAsia"/>
-          <w:b/>
-          <w:bCs/>
-        </w:rPr>
-        <w:t>only engineer on-site</w:t>
-      </w:r>
-      <w:r>
-        <w:t xml:space="preserve">, meaning I had to take </w:t>
-      </w:r>
-      <w:r>
-        <w:rPr>
-          <w:rStyle w:val="s1"/>
-          <w:rFonts w:eastAsiaTheme="majorEastAsia"/>
-          <w:b/>
-          <w:bCs/>
-        </w:rPr>
-        <w:t>full ownership</w:t>
-      </w:r>
-      <w:r>
-        <w:t xml:space="preserve"> of the response.</w:t>
-      </w:r>
-    </w:p>
-    <w:p>
-      <w:pPr>
-        <w:pStyle w:val="p2"/>
-      </w:pPr>
-    </w:p>
-    <w:p>
-      <w:pPr>
-        <w:pStyle w:val="p3"/>
-      </w:pPr>
-      <w:r>
-        <w:rPr>
-          <w:b/>
-          <w:bCs/>
-        </w:rPr>
-        <w:t>Task:</w:t>
-      </w:r>
-    </w:p>
-    <w:p>
-      <w:pPr>
-        <w:pStyle w:val="p4"/>
-      </w:pPr>
-      <w:r>
-        <w:t xml:space="preserve">My responsibility shifted from just executing the planned switchover to </w:t>
-      </w:r>
-      <w:r>
-        <w:rPr>
-          <w:rStyle w:val="s1"/>
-          <w:rFonts w:eastAsiaTheme="majorEastAsia"/>
-          <w:b/>
-          <w:bCs/>
-        </w:rPr>
-        <w:t>immediately restoring SCADA functionality</w:t>
-      </w:r>
-      <w:r>
-        <w:t xml:space="preserve"> by transitioning to BOCC while ensuring that operators had full system visibility. Given the urgency, I needed to act </w:t>
-      </w:r>
-      <w:r>
-        <w:rPr>
-          <w:rStyle w:val="s1"/>
-          <w:rFonts w:eastAsiaTheme="majorEastAsia"/>
-          <w:b/>
-          <w:bCs/>
-        </w:rPr>
-        <w:t>quickly and decisively</w:t>
-      </w:r>
-      <w:r>
-        <w:t xml:space="preserve"> to prevent a prolonged outage.</w:t>
-      </w:r>
-    </w:p>
-    <w:p>
-      <w:pPr>
-        <w:pStyle w:val="p2"/>
-      </w:pPr>
-    </w:p>
-    <w:p>
-      <w:pPr>
-        <w:pStyle w:val="p3"/>
-      </w:pPr>
-      <w:r>
-        <w:rPr>
-          <w:b/>
-          <w:bCs/>
-        </w:rPr>
-        <w:t>Action:</w:t>
+        <w:t>•</w:t>
+      </w:r>
+      <w:r>
+        <w:rPr>
+          <w:rStyle w:val="apple-tab-span"/>
+          <w:rFonts w:eastAsiaTheme="majorEastAsia"/>
+        </w:rPr>
+        <w:t xml:space="preserve"> </w:t>
+      </w:r>
+      <w:r>
+        <w:rPr>
+          <w:rStyle w:val="s1"/>
+          <w:rFonts w:eastAsiaTheme="majorEastAsia"/>
+          <w:b/>
+          <w:bCs/>
+        </w:rPr>
+        <w:t>Executing the Switchover:</w:t>
+      </w:r>
+      <w:r>
+        <w:t xml:space="preserve"> I </w:t>
+      </w:r>
+      <w:r>
+        <w:rPr>
+          <w:rStyle w:val="s1"/>
+          <w:rFonts w:eastAsiaTheme="majorEastAsia"/>
+          <w:b/>
+          <w:bCs/>
+        </w:rPr>
+        <w:t>initiated the switchover</w:t>
+      </w:r>
+      <w:r>
+        <w:t xml:space="preserve">, carefully monitoring system logs and ensuring a </w:t>
+      </w:r>
+      <w:r>
+        <w:rPr>
+          <w:rStyle w:val="s1"/>
+          <w:rFonts w:eastAsiaTheme="majorEastAsia"/>
+          <w:b/>
+          <w:bCs/>
+        </w:rPr>
+        <w:t>seamless transition</w:t>
+      </w:r>
+      <w:r>
+        <w:t xml:space="preserve"> from SSOC to BOCC.</w:t>
       </w:r>
     </w:p>
     <w:p>
@@ -1124,160 +1842,6 @@
         <w:pStyle w:val="p5"/>
       </w:pPr>
       <w:r>
-        <w:t>•</w:t>
-      </w:r>
-      <w:r>
-        <w:rPr>
-          <w:rStyle w:val="apple-tab-span"/>
-          <w:rFonts w:eastAsiaTheme="majorEastAsia"/>
-        </w:rPr>
-        <w:t xml:space="preserve"> </w:t>
-      </w:r>
-      <w:r>
-        <w:rPr>
-          <w:rStyle w:val="s1"/>
-          <w:rFonts w:eastAsiaTheme="majorEastAsia"/>
-          <w:b/>
-          <w:bCs/>
-        </w:rPr>
-        <w:t>Immediate Communication:</w:t>
-      </w:r>
-      <w:r>
-        <w:t xml:space="preserve"> As soon as I saw the </w:t>
-      </w:r>
-      <w:r>
-        <w:rPr>
-          <w:rStyle w:val="s1"/>
-          <w:rFonts w:eastAsiaTheme="majorEastAsia"/>
-          <w:b/>
-          <w:bCs/>
-        </w:rPr>
-        <w:t>SCADA display turn red</w:t>
-      </w:r>
-      <w:r>
-        <w:t xml:space="preserve">, I immediately contacted the </w:t>
-      </w:r>
-      <w:r>
-        <w:rPr>
-          <w:rStyle w:val="s1"/>
-          <w:rFonts w:eastAsiaTheme="majorEastAsia"/>
-          <w:b/>
-          <w:bCs/>
-        </w:rPr>
-        <w:t>Control Room</w:t>
-      </w:r>
-      <w:r>
-        <w:t xml:space="preserve"> to inform them of the situation and let them know I was proceeding with the </w:t>
-      </w:r>
-      <w:r>
-        <w:rPr>
-          <w:rStyle w:val="s1"/>
-          <w:rFonts w:eastAsiaTheme="majorEastAsia"/>
-          <w:b/>
-          <w:bCs/>
-        </w:rPr>
-        <w:t>immediate switchover to BOCC</w:t>
-      </w:r>
-      <w:r>
-        <w:t>.</w:t>
-      </w:r>
-    </w:p>
-    <w:p>
-      <w:pPr>
-        <w:pStyle w:val="p5"/>
-      </w:pPr>
-      <w:r>
-        <w:t>•</w:t>
-      </w:r>
-      <w:r>
-        <w:rPr>
-          <w:rStyle w:val="apple-tab-span"/>
-          <w:rFonts w:eastAsiaTheme="majorEastAsia"/>
-        </w:rPr>
-        <w:t xml:space="preserve"> </w:t>
-      </w:r>
-      <w:r>
-        <w:rPr>
-          <w:rStyle w:val="s1"/>
-          <w:rFonts w:eastAsiaTheme="majorEastAsia"/>
-          <w:b/>
-          <w:bCs/>
-        </w:rPr>
-        <w:t>API Node Validation:</w:t>
-      </w:r>
-      <w:r>
-        <w:t xml:space="preserve"> Before executing the transition, I checked the </w:t>
-      </w:r>
-      <w:r>
-        <w:rPr>
-          <w:rStyle w:val="s1"/>
-          <w:rFonts w:eastAsiaTheme="majorEastAsia"/>
-          <w:b/>
-          <w:bCs/>
-        </w:rPr>
-        <w:t>API nodes on BOCC</w:t>
-      </w:r>
-      <w:r>
-        <w:t xml:space="preserve"> to ensure they were up and running, preventing a failed takeover.</w:t>
-      </w:r>
-    </w:p>
-    <w:p>
-      <w:pPr>
-        <w:pStyle w:val="p5"/>
-      </w:pPr>
-      <w:r>
-        <w:t>•</w:t>
-      </w:r>
-      <w:r>
-        <w:rPr>
-          <w:rStyle w:val="apple-tab-span"/>
-          <w:rFonts w:eastAsiaTheme="majorEastAsia"/>
-        </w:rPr>
-        <w:t xml:space="preserve"> </w:t>
-      </w:r>
-      <w:r>
-        <w:rPr>
-          <w:rStyle w:val="s1"/>
-          <w:rFonts w:eastAsiaTheme="majorEastAsia"/>
-          <w:b/>
-          <w:bCs/>
-        </w:rPr>
-        <w:t>Executing the Switchover:</w:t>
-      </w:r>
-      <w:r>
-        <w:t xml:space="preserve"> I </w:t>
-      </w:r>
-      <w:r>
-        <w:rPr>
-          <w:rStyle w:val="s1"/>
-          <w:rFonts w:eastAsiaTheme="majorEastAsia"/>
-          <w:b/>
-          <w:bCs/>
-        </w:rPr>
-        <w:t>initiated the switchover</w:t>
-      </w:r>
-      <w:r>
-        <w:t xml:space="preserve">, carefully monitoring system logs and ensuring a </w:t>
-      </w:r>
-      <w:r>
-        <w:rPr>
-          <w:rStyle w:val="s1"/>
-          <w:rFonts w:eastAsiaTheme="majorEastAsia"/>
-          <w:b/>
-          <w:bCs/>
-        </w:rPr>
-        <w:t>seamless transition</w:t>
-      </w:r>
-      <w:r>
-        <w:t xml:space="preserve"> from SSOC to BOCC.</w:t>
-      </w:r>
-    </w:p>
-    <w:p>
-      <w:pPr>
-        <w:pStyle w:val="p5"/>
-      </w:pPr>
-      <w:r>
-        <w:lastRenderedPageBreak/>
         <w:t>•</w:t>
       </w:r>
       <w:r>
@@ -1628,219 +2192,313 @@
         <w:pStyle w:val="p1"/>
       </w:pPr>
       <w:r>
+        <w:t xml:space="preserve">Here’s your </w:t>
+      </w:r>
+      <w:r>
+        <w:rPr>
+          <w:rStyle w:val="s1"/>
+          <w:rFonts w:eastAsiaTheme="majorEastAsia"/>
+          <w:b/>
+          <w:bCs/>
+        </w:rPr>
+        <w:t>STAR-based</w:t>
+      </w:r>
+      <w:r>
+        <w:t xml:space="preserve"> response for the </w:t>
+      </w:r>
+      <w:r>
+        <w:rPr>
+          <w:rStyle w:val="s1"/>
+          <w:rFonts w:eastAsiaTheme="majorEastAsia"/>
+          <w:b/>
+          <w:bCs/>
+        </w:rPr>
+        <w:t>PMU failure and switchover</w:t>
+      </w:r>
+      <w:r>
+        <w:t xml:space="preserve">, focusing on how you identified the </w:t>
+      </w:r>
+      <w:r>
+        <w:rPr>
+          <w:rStyle w:val="s1"/>
+          <w:rFonts w:eastAsiaTheme="majorEastAsia"/>
+          <w:b/>
+          <w:bCs/>
+        </w:rPr>
+        <w:t>duplicate entry preventing data transmission to ERCOT</w:t>
+      </w:r>
+      <w:r>
+        <w:t xml:space="preserve"> and ensured system reliability. This showcases </w:t>
+      </w:r>
+      <w:r>
+        <w:rPr>
+          <w:rStyle w:val="s1"/>
+          <w:rFonts w:eastAsiaTheme="majorEastAsia"/>
+          <w:b/>
+          <w:bCs/>
+        </w:rPr>
+        <w:t>Ownership, Dive Deep, and Deliver Results</w:t>
+      </w:r>
+      <w:r>
+        <w:t>—all crucial Amazon leadership principles.</w:t>
+      </w:r>
+    </w:p>
+    <w:p>
+      <w:pPr>
+        <w:pStyle w:val="p1"/>
+      </w:pPr>
+      <w:r>
+        <w:rPr>
+          <w:b/>
+          <w:bCs/>
+        </w:rPr>
+        <w:t>Resolving PMU Data Failure &amp; Switchover by Identifying a Duplicate Entry</w:t>
+      </w:r>
+    </w:p>
+    <w:p>
+      <w:pPr>
+        <w:pStyle w:val="p2"/>
+      </w:pPr>
+    </w:p>
+    <w:p>
+      <w:pPr>
+        <w:pStyle w:val="p3"/>
+      </w:pPr>
+      <w:r>
+        <w:rPr>
+          <w:b/>
+          <w:bCs/>
+        </w:rPr>
+        <w:t>Situation:</w:t>
+      </w:r>
+    </w:p>
+    <w:p>
+      <w:pPr>
+        <w:pStyle w:val="p4"/>
+      </w:pPr>
+      <w:r>
+        <w:t xml:space="preserve">During my time as a power system engineer, I was responsible for maintaining the </w:t>
+      </w:r>
+      <w:r>
+        <w:rPr>
+          <w:rStyle w:val="s1"/>
+          <w:rFonts w:eastAsiaTheme="majorEastAsia"/>
+          <w:b/>
+          <w:bCs/>
+        </w:rPr>
+        <w:t>Phasor Measurement Unit (PMU) data stream to ERCOT</w:t>
+      </w:r>
+      <w:r>
+        <w:t>, ensuring that real-time grid monitoring remained accurate and uninterrupted.</w:t>
+      </w:r>
+    </w:p>
+    <w:p>
+      <w:pPr>
+        <w:pStyle w:val="p2"/>
+      </w:pPr>
+    </w:p>
+    <w:p>
+      <w:pPr>
+        <w:pStyle w:val="p4"/>
+      </w:pPr>
+      <w:r>
+        <w:t xml:space="preserve">One day, ERCOT reported that they </w:t>
+      </w:r>
+      <w:r>
+        <w:rPr>
+          <w:rStyle w:val="s1"/>
+          <w:rFonts w:eastAsiaTheme="majorEastAsia"/>
+          <w:b/>
+          <w:bCs/>
+        </w:rPr>
+        <w:t>were not receiving PMU data</w:t>
+      </w:r>
+      <w:r>
+        <w:t xml:space="preserve"> from our system, which was critical for monitoring grid stability. This posed a major reliability risk, as PMUs provide high-speed, time-synchronized data essential for </w:t>
+      </w:r>
+      <w:r>
+        <w:rPr>
+          <w:rStyle w:val="s1"/>
+          <w:rFonts w:eastAsiaTheme="majorEastAsia"/>
+          <w:b/>
+          <w:bCs/>
+        </w:rPr>
+        <w:t>voltage stability analysis, oscillation detection, and disturbance monitoring</w:t>
+      </w:r>
+      <w:r>
+        <w:t>. Without this data, ERCOT’s ability to assess real-time grid conditions would be significantly impacted.</w:t>
+      </w:r>
+    </w:p>
+    <w:p>
+      <w:pPr>
+        <w:pStyle w:val="p2"/>
+      </w:pPr>
+    </w:p>
+    <w:p>
+      <w:pPr>
+        <w:pStyle w:val="p3"/>
+      </w:pPr>
+      <w:r>
+        <w:rPr>
+          <w:b/>
+          <w:bCs/>
+        </w:rPr>
+        <w:t>Task:</w:t>
+      </w:r>
+    </w:p>
+    <w:p>
+      <w:pPr>
+        <w:pStyle w:val="p4"/>
+      </w:pPr>
+      <w:r>
+        <w:t xml:space="preserve">My responsibility was to </w:t>
+      </w:r>
+      <w:r>
+        <w:rPr>
+          <w:rStyle w:val="s1"/>
+          <w:rFonts w:eastAsiaTheme="majorEastAsia"/>
+          <w:b/>
+          <w:bCs/>
+        </w:rPr>
+        <w:t>quickly diagnose and resolve the issue</w:t>
+      </w:r>
+      <w:r>
+        <w:t xml:space="preserve"> to restore data transmission while ensuring minimal disruption to grid monitoring. Given the complexity of the data pipeline and potential causes, I needed to </w:t>
+      </w:r>
+      <w:r>
+        <w:rPr>
+          <w:rStyle w:val="s1"/>
+          <w:rFonts w:eastAsiaTheme="majorEastAsia"/>
+          <w:b/>
+          <w:bCs/>
+        </w:rPr>
+        <w:t>Dive Deep</w:t>
+      </w:r>
+      <w:r>
+        <w:t xml:space="preserve"> into system logs and configurations to pinpoint the root cause.</w:t>
+      </w:r>
+    </w:p>
+    <w:p>
+      <w:pPr>
+        <w:pStyle w:val="p2"/>
+      </w:pPr>
+    </w:p>
+    <w:p>
+      <w:pPr>
+        <w:pStyle w:val="p3"/>
+      </w:pPr>
+      <w:r>
+        <w:rPr>
+          <w:b/>
+          <w:bCs/>
+        </w:rPr>
+        <w:t>Action:</w:t>
+      </w:r>
+    </w:p>
+    <w:p>
+      <w:pPr>
+        <w:pStyle w:val="p5"/>
+      </w:pPr>
+      <w:r>
+        <w:rPr>
+          <w:rStyle w:val="s2"/>
+          <w:rFonts w:eastAsiaTheme="majorEastAsia"/>
+        </w:rPr>
+        <w:t>•</w:t>
+      </w:r>
+      <w:r>
+        <w:rPr>
+          <w:rStyle w:val="apple-tab-span"/>
+          <w:rFonts w:eastAsiaTheme="majorEastAsia"/>
+        </w:rPr>
+        <w:t xml:space="preserve"> </w:t>
+      </w:r>
+      <w:r>
+        <w:rPr>
+          <w:b/>
+          <w:bCs/>
+        </w:rPr>
+        <w:t>Systematic Investigation:</w:t>
+      </w:r>
+      <w:r>
+        <w:rPr>
+          <w:rStyle w:val="s2"/>
+          <w:rFonts w:eastAsiaTheme="majorEastAsia"/>
+        </w:rPr>
+        <w:t xml:space="preserve"> I immediately began troubleshooting by </w:t>
+      </w:r>
+      <w:r>
+        <w:rPr>
+          <w:b/>
+          <w:bCs/>
+        </w:rPr>
+        <w:t>checking the PMU server logs, network connections, and firewall configurations</w:t>
+      </w:r>
+      <w:r>
+        <w:rPr>
+          <w:rStyle w:val="s2"/>
+          <w:rFonts w:eastAsiaTheme="majorEastAsia"/>
+        </w:rPr>
+        <w:t xml:space="preserve"> to rule out any external connectivity issues.</w:t>
+      </w:r>
+    </w:p>
+    <w:p>
+      <w:pPr>
+        <w:pStyle w:val="p6"/>
+      </w:pPr>
+      <w:r>
+        <w:t>•</w:t>
+      </w:r>
+      <w:r>
+        <w:rPr>
+          <w:rStyle w:val="apple-tab-span"/>
+          <w:rFonts w:eastAsiaTheme="majorEastAsia"/>
+        </w:rPr>
+        <w:t xml:space="preserve"> </w:t>
+      </w:r>
+      <w:r>
+        <w:rPr>
+          <w:rStyle w:val="s1"/>
+          <w:rFonts w:eastAsiaTheme="majorEastAsia"/>
+          <w:b/>
+          <w:bCs/>
+        </w:rPr>
+        <w:t>Analyzing Data Transmission Paths:</w:t>
+      </w:r>
+      <w:r>
+        <w:t xml:space="preserve"> After confirming that there were no hardware failures, I suspected a </w:t>
+      </w:r>
+      <w:r>
+        <w:rPr>
+          <w:rStyle w:val="s1"/>
+          <w:rFonts w:eastAsiaTheme="majorEastAsia"/>
+          <w:b/>
+          <w:bCs/>
+        </w:rPr>
+        <w:t>configuration error</w:t>
+      </w:r>
+      <w:r>
+        <w:t xml:space="preserve"> and examined the </w:t>
+      </w:r>
+      <w:r>
+        <w:rPr>
+          <w:rStyle w:val="s1"/>
+          <w:rFonts w:eastAsiaTheme="majorEastAsia"/>
+          <w:b/>
+          <w:bCs/>
+        </w:rPr>
+        <w:t>PMU data processing pipeline</w:t>
+      </w:r>
+      <w:r>
+        <w:t>.</w:t>
+      </w:r>
+    </w:p>
+    <w:p>
+      <w:pPr>
+        <w:pStyle w:val="p6"/>
+      </w:pPr>
+      <w:r>
         <w:lastRenderedPageBreak/>
-        <w:t xml:space="preserve">Here’s your </w:t>
-      </w:r>
-      <w:r>
-        <w:rPr>
-          <w:rStyle w:val="s1"/>
-          <w:rFonts w:eastAsiaTheme="majorEastAsia"/>
-          <w:b/>
-          <w:bCs/>
-        </w:rPr>
-        <w:t>STAR-based</w:t>
-      </w:r>
-      <w:r>
-        <w:t xml:space="preserve"> response for the </w:t>
-      </w:r>
-      <w:r>
-        <w:rPr>
-          <w:rStyle w:val="s1"/>
-          <w:rFonts w:eastAsiaTheme="majorEastAsia"/>
-          <w:b/>
-          <w:bCs/>
-        </w:rPr>
-        <w:t>PMU failure and switchover</w:t>
-      </w:r>
-      <w:r>
-        <w:t xml:space="preserve">, focusing on how you identified the </w:t>
-      </w:r>
-      <w:r>
-        <w:rPr>
-          <w:rStyle w:val="s1"/>
-          <w:rFonts w:eastAsiaTheme="majorEastAsia"/>
-          <w:b/>
-          <w:bCs/>
-        </w:rPr>
-        <w:t>duplicate entry preventing data transmission to ERCOT</w:t>
-      </w:r>
-      <w:r>
-        <w:t xml:space="preserve"> and ensured system reliability. This showcases </w:t>
-      </w:r>
-      <w:r>
-        <w:rPr>
-          <w:rStyle w:val="s1"/>
-          <w:rFonts w:eastAsiaTheme="majorEastAsia"/>
-          <w:b/>
-          <w:bCs/>
-        </w:rPr>
-        <w:t>Ownership, Dive Deep, and Deliver Results</w:t>
-      </w:r>
-      <w:r>
-        <w:t>—all crucial Amazon leadership principles.</w:t>
-      </w:r>
-    </w:p>
-    <w:p>
-      <w:pPr>
-        <w:pStyle w:val="p1"/>
-      </w:pPr>
-      <w:r>
-        <w:rPr>
-          <w:b/>
-          <w:bCs/>
-        </w:rPr>
-        <w:t>Resolving PMU Data Failure &amp; Switchover by Identifying a Duplicate Entry</w:t>
-      </w:r>
-    </w:p>
-    <w:p>
-      <w:pPr>
-        <w:pStyle w:val="p2"/>
-      </w:pPr>
-    </w:p>
-    <w:p>
-      <w:pPr>
-        <w:pStyle w:val="p3"/>
-      </w:pPr>
-      <w:r>
-        <w:rPr>
-          <w:b/>
-          <w:bCs/>
-        </w:rPr>
-        <w:t>Situation:</w:t>
-      </w:r>
-    </w:p>
-    <w:p>
-      <w:pPr>
-        <w:pStyle w:val="p4"/>
-      </w:pPr>
-      <w:r>
-        <w:t xml:space="preserve">During my time as a power system engineer, I was responsible for maintaining the </w:t>
-      </w:r>
-      <w:r>
-        <w:rPr>
-          <w:rStyle w:val="s1"/>
-          <w:rFonts w:eastAsiaTheme="majorEastAsia"/>
-          <w:b/>
-          <w:bCs/>
-        </w:rPr>
-        <w:t>Phasor Measurement Unit (PMU) data stream to ERCOT</w:t>
-      </w:r>
-      <w:r>
-        <w:t>, ensuring that real-time grid monitoring remained accurate and uninterrupted.</w:t>
-      </w:r>
-    </w:p>
-    <w:p>
-      <w:pPr>
-        <w:pStyle w:val="p2"/>
-      </w:pPr>
-    </w:p>
-    <w:p>
-      <w:pPr>
-        <w:pStyle w:val="p4"/>
-      </w:pPr>
-      <w:r>
-        <w:t xml:space="preserve">One day, ERCOT reported that they </w:t>
-      </w:r>
-      <w:r>
-        <w:rPr>
-          <w:rStyle w:val="s1"/>
-          <w:rFonts w:eastAsiaTheme="majorEastAsia"/>
-          <w:b/>
-          <w:bCs/>
-        </w:rPr>
-        <w:t>were not receiving PMU data</w:t>
-      </w:r>
-      <w:r>
-        <w:t xml:space="preserve"> from our system, which was critical for monitoring grid stability. This posed a major reliability risk, as PMUs provide high-speed, time-synchronized data essential for </w:t>
-      </w:r>
-      <w:r>
-        <w:rPr>
-          <w:rStyle w:val="s1"/>
-          <w:rFonts w:eastAsiaTheme="majorEastAsia"/>
-          <w:b/>
-          <w:bCs/>
-        </w:rPr>
-        <w:t>voltage stability analysis, oscillation detection, and disturbance monitoring</w:t>
-      </w:r>
-      <w:r>
-        <w:t>. Without this data, ERCOT’s ability to assess real-time grid conditions would be significantly impacted.</w:t>
-      </w:r>
-    </w:p>
-    <w:p>
-      <w:pPr>
-        <w:pStyle w:val="p2"/>
-      </w:pPr>
-    </w:p>
-    <w:p>
-      <w:pPr>
-        <w:pStyle w:val="p3"/>
-      </w:pPr>
-      <w:r>
-        <w:rPr>
-          <w:b/>
-          <w:bCs/>
-        </w:rPr>
-        <w:t>Task:</w:t>
-      </w:r>
-    </w:p>
-    <w:p>
-      <w:pPr>
-        <w:pStyle w:val="p4"/>
-      </w:pPr>
-      <w:r>
-        <w:t xml:space="preserve">My responsibility was to </w:t>
-      </w:r>
-      <w:r>
-        <w:rPr>
-          <w:rStyle w:val="s1"/>
-          <w:rFonts w:eastAsiaTheme="majorEastAsia"/>
-          <w:b/>
-          <w:bCs/>
-        </w:rPr>
-        <w:t>quickly diagnose and resolve the issue</w:t>
-      </w:r>
-      <w:r>
-        <w:t xml:space="preserve"> to restore data transmission while ensuring minimal disruption to grid monitoring. Given the complexity of the data pipeline and potential causes, I needed to </w:t>
-      </w:r>
-      <w:r>
-        <w:rPr>
-          <w:rStyle w:val="s1"/>
-          <w:rFonts w:eastAsiaTheme="majorEastAsia"/>
-          <w:b/>
-          <w:bCs/>
-        </w:rPr>
-        <w:t>Dive Deep</w:t>
-      </w:r>
-      <w:r>
-        <w:t xml:space="preserve"> into system logs and configurations to pinpoint the root cause.</w:t>
-      </w:r>
-    </w:p>
-    <w:p>
-      <w:pPr>
-        <w:pStyle w:val="p2"/>
-      </w:pPr>
-    </w:p>
-    <w:p>
-      <w:pPr>
-        <w:pStyle w:val="p3"/>
-      </w:pPr>
-      <w:r>
-        <w:rPr>
-          <w:b/>
-          <w:bCs/>
-        </w:rPr>
-        <w:t>Action:</w:t>
-      </w:r>
-    </w:p>
-    <w:p>
-      <w:pPr>
-        <w:pStyle w:val="p5"/>
-      </w:pPr>
-      <w:r>
-        <w:rPr>
-          <w:rStyle w:val="s2"/>
-          <w:rFonts w:eastAsiaTheme="majorEastAsia"/>
-        </w:rPr>
         <w:t>•</w:t>
       </w:r>
       <w:r>
@@ -1852,100 +2510,6 @@
       </w:r>
       <w:r>
         <w:rPr>
-          <w:b/>
-          <w:bCs/>
-        </w:rPr>
-        <w:t>Systematic Investigation:</w:t>
-      </w:r>
-      <w:r>
-        <w:rPr>
-          <w:rStyle w:val="s2"/>
-          <w:rFonts w:eastAsiaTheme="majorEastAsia"/>
-        </w:rPr>
-        <w:t xml:space="preserve"> I immediately began troubleshooting by </w:t>
-      </w:r>
-      <w:r>
-        <w:rPr>
-          <w:b/>
-          <w:bCs/>
-        </w:rPr>
-        <w:t>checking the PMU server logs, network connections, and firewall configurations</w:t>
-      </w:r>
-      <w:r>
-        <w:rPr>
-          <w:rStyle w:val="s2"/>
-          <w:rFonts w:eastAsiaTheme="majorEastAsia"/>
-        </w:rPr>
-        <w:t xml:space="preserve"> to rule out any external connectivity issues.</w:t>
-      </w:r>
-    </w:p>
-    <w:p>
-      <w:pPr>
-        <w:pStyle w:val="p6"/>
-      </w:pPr>
-      <w:r>
-        <w:t>•</w:t>
-      </w:r>
-      <w:r>
-        <w:rPr>
-          <w:rStyle w:val="apple-tab-span"/>
-          <w:rFonts w:eastAsiaTheme="majorEastAsia"/>
-        </w:rPr>
-        <w:t xml:space="preserve"> </w:t>
-      </w:r>
-      <w:r>
-        <w:rPr>
-          <w:rStyle w:val="s1"/>
-          <w:rFonts w:eastAsiaTheme="majorEastAsia"/>
-          <w:b/>
-          <w:bCs/>
-        </w:rPr>
-        <w:t>Analyzing Data Transmission Paths:</w:t>
-      </w:r>
-      <w:r>
-        <w:t xml:space="preserve"> After confirming that there were no hardware failures, I suspected a </w:t>
-      </w:r>
-      <w:r>
-        <w:rPr>
-          <w:rStyle w:val="s1"/>
-          <w:rFonts w:eastAsiaTheme="majorEastAsia"/>
-          <w:b/>
-          <w:bCs/>
-        </w:rPr>
-        <w:t>configuration error</w:t>
-      </w:r>
-      <w:r>
-        <w:t xml:space="preserve"> and examined the </w:t>
-      </w:r>
-      <w:r>
-        <w:rPr>
-          <w:rStyle w:val="s1"/>
-          <w:rFonts w:eastAsiaTheme="majorEastAsia"/>
-          <w:b/>
-          <w:bCs/>
-        </w:rPr>
-        <w:t>PMU data processing pipeline</w:t>
-      </w:r>
-      <w:r>
-        <w:t>.</w:t>
-      </w:r>
-    </w:p>
-    <w:p>
-      <w:pPr>
-        <w:pStyle w:val="p6"/>
-      </w:pPr>
-      <w:r>
-        <w:t>•</w:t>
-      </w:r>
-      <w:r>
-        <w:rPr>
-          <w:rStyle w:val="apple-tab-span"/>
-          <w:rFonts w:eastAsiaTheme="majorEastAsia"/>
-        </w:rPr>
-        <w:t xml:space="preserve"> </w:t>
-      </w:r>
-      <w:r>
-        <w:rPr>
           <w:rStyle w:val="s1"/>
           <w:rFonts w:eastAsiaTheme="majorEastAsia"/>
           <w:b/>
@@ -1975,17 +2539,7 @@
           <w:b/>
           <w:bCs/>
         </w:rPr>
-        <w:t xml:space="preserve">causing a conflict and preventing data from </w:t>
-      </w:r>
-      <w:r>
-        <w:rPr>
-          <w:rStyle w:val="s1"/>
-          <w:rFonts w:eastAsiaTheme="majorEastAsia"/>
-          <w:b/>
-          <w:bCs/>
-        </w:rPr>
-        <w:lastRenderedPageBreak/>
-        <w:t>being sent to ERCOT</w:t>
+        <w:t>causing a conflict and preventing data from being sent to ERCOT</w:t>
       </w:r>
       <w:r>
         <w:t>. Essentially, the system was attempting to process two conflicting data streams for the same PMU, which resulted in data transmission failure.</w:t>
@@ -2319,244 +2873,469 @@
           <w:b/>
           <w:bCs/>
         </w:rPr>
+        <w:t>Optimizing a Load Interconnection Study by Identifying Hidden Inefficiencies</w:t>
+      </w:r>
+    </w:p>
+    <w:p>
+      <w:pPr>
+        <w:pStyle w:val="p2"/>
+      </w:pPr>
+    </w:p>
+    <w:p>
+      <w:pPr>
+        <w:pStyle w:val="p3"/>
+      </w:pPr>
+      <w:r>
+        <w:rPr>
+          <w:b/>
+          <w:bCs/>
+        </w:rPr>
+        <w:t>Situation:</w:t>
+      </w:r>
+    </w:p>
+    <w:p>
+      <w:pPr>
+        <w:pStyle w:val="p4"/>
+      </w:pPr>
+      <w:r>
+        <w:t xml:space="preserve">A former colleague, who had recently transitioned back to </w:t>
+      </w:r>
+      <w:r>
+        <w:rPr>
+          <w:rStyle w:val="s1"/>
+          <w:rFonts w:eastAsiaTheme="majorEastAsia"/>
+          <w:b/>
+          <w:bCs/>
+        </w:rPr>
+        <w:t>planning</w:t>
+      </w:r>
+      <w:r>
+        <w:t xml:space="preserve"> after working in </w:t>
+      </w:r>
+      <w:r>
+        <w:rPr>
+          <w:rStyle w:val="s1"/>
+          <w:rFonts w:eastAsiaTheme="majorEastAsia"/>
+          <w:b/>
+          <w:bCs/>
+        </w:rPr>
+        <w:t>operations</w:t>
+      </w:r>
+      <w:r>
+        <w:t xml:space="preserve">, reached out to me for help. Having worked together in </w:t>
+      </w:r>
+      <w:r>
+        <w:rPr>
+          <w:rStyle w:val="s1"/>
+          <w:rFonts w:eastAsiaTheme="majorEastAsia"/>
+          <w:b/>
+          <w:bCs/>
+        </w:rPr>
+        <w:t>real-time operations</w:t>
+      </w:r>
+      <w:r>
+        <w:t xml:space="preserve">, he trusted my expertise and asked for my assistance in </w:t>
+      </w:r>
+      <w:r>
+        <w:rPr>
+          <w:rStyle w:val="s1"/>
+          <w:rFonts w:eastAsiaTheme="majorEastAsia"/>
+          <w:b/>
+          <w:bCs/>
+        </w:rPr>
+        <w:t>setting up his software</w:t>
+      </w:r>
+      <w:r>
+        <w:t xml:space="preserve"> and guiding him through a </w:t>
+      </w:r>
+      <w:r>
+        <w:rPr>
+          <w:rStyle w:val="s1"/>
+          <w:rFonts w:eastAsiaTheme="majorEastAsia"/>
+          <w:b/>
+          <w:bCs/>
+        </w:rPr>
+        <w:t>generation interconnection study</w:t>
+      </w:r>
+      <w:r>
+        <w:t>.</w:t>
+      </w:r>
+    </w:p>
+    <w:p>
+      <w:pPr>
+        <w:pStyle w:val="p2"/>
+      </w:pPr>
+    </w:p>
+    <w:p>
+      <w:pPr>
+        <w:pStyle w:val="p4"/>
+      </w:pPr>
+      <w:r>
+        <w:t xml:space="preserve">Later, out of curiosity, I decided to </w:t>
+      </w:r>
+      <w:r>
+        <w:rPr>
+          <w:rStyle w:val="s1"/>
+          <w:rFonts w:eastAsiaTheme="majorEastAsia"/>
+          <w:b/>
+          <w:bCs/>
+        </w:rPr>
+        <w:t>review his load interconnection study for a new 150 MW project</w:t>
+      </w:r>
+      <w:r>
+        <w:t xml:space="preserve">. His analysis proposed </w:t>
+      </w:r>
+      <w:r>
+        <w:rPr>
+          <w:rStyle w:val="s1"/>
+          <w:rFonts w:eastAsiaTheme="majorEastAsia"/>
+          <w:b/>
+          <w:bCs/>
+        </w:rPr>
+        <w:t>seven new capacitor banks across five substations</w:t>
+      </w:r>
+      <w:r>
+        <w:t xml:space="preserve"> to maintain voltage stability. While his results seemed reasonable at first glance, I had a </w:t>
+      </w:r>
+      <w:r>
+        <w:rPr>
+          <w:rStyle w:val="s1"/>
+          <w:rFonts w:eastAsiaTheme="majorEastAsia"/>
+          <w:b/>
+          <w:bCs/>
+        </w:rPr>
+        <w:t>gut feeling that something was off</w:t>
+      </w:r>
+      <w:r>
+        <w:t>—given our existing grid infrastructure, this seemed excessive.</w:t>
+      </w:r>
+    </w:p>
+    <w:p>
+      <w:pPr>
+        <w:pStyle w:val="p2"/>
+      </w:pPr>
+    </w:p>
+    <w:p>
+      <w:pPr>
+        <w:pStyle w:val="p3"/>
+      </w:pPr>
+      <w:r>
+        <w:rPr>
+          <w:b/>
+          <w:bCs/>
+        </w:rPr>
+        <w:t>Task:</w:t>
+      </w:r>
+    </w:p>
+    <w:p>
+      <w:pPr>
+        <w:pStyle w:val="p4"/>
+      </w:pPr>
+      <w:r>
+        <w:t xml:space="preserve">I took the initiative to </w:t>
+      </w:r>
+      <w:r>
+        <w:rPr>
+          <w:rStyle w:val="s1"/>
+          <w:rFonts w:eastAsiaTheme="majorEastAsia"/>
+          <w:b/>
+          <w:bCs/>
+        </w:rPr>
+        <w:t>double-check his work</w:t>
+      </w:r>
+      <w:r>
+        <w:t xml:space="preserve"> to ensure the proposed solution was truly optimal. My goal was to </w:t>
+      </w:r>
+      <w:r>
+        <w:rPr>
+          <w:rStyle w:val="s1"/>
+          <w:rFonts w:eastAsiaTheme="majorEastAsia"/>
+          <w:b/>
+          <w:bCs/>
+        </w:rPr>
+        <w:t>identify potential inefficiencies</w:t>
+      </w:r>
+      <w:r>
+        <w:t xml:space="preserve">, optimize the use of </w:t>
+      </w:r>
+      <w:r>
+        <w:rPr>
+          <w:rStyle w:val="s1"/>
+          <w:rFonts w:eastAsiaTheme="majorEastAsia"/>
+          <w:b/>
+          <w:bCs/>
+        </w:rPr>
+        <w:t>existing infrastructure</w:t>
+      </w:r>
+      <w:r>
+        <w:t xml:space="preserve">, and reduce </w:t>
+      </w:r>
+      <w:r>
+        <w:rPr>
+          <w:rStyle w:val="s1"/>
+          <w:rFonts w:eastAsiaTheme="majorEastAsia"/>
+          <w:b/>
+          <w:bCs/>
+        </w:rPr>
+        <w:t>unnecessary costs</w:t>
+      </w:r>
+      <w:r>
+        <w:t xml:space="preserve"> while maintaining </w:t>
+      </w:r>
+      <w:r>
+        <w:rPr>
+          <w:rStyle w:val="s1"/>
+          <w:rFonts w:eastAsiaTheme="majorEastAsia"/>
+          <w:b/>
+          <w:bCs/>
+        </w:rPr>
+        <w:t>grid reliability</w:t>
+      </w:r>
+      <w:r>
+        <w:t>.</w:t>
+      </w:r>
+    </w:p>
+    <w:p>
+      <w:pPr>
+        <w:pStyle w:val="p2"/>
+      </w:pPr>
+    </w:p>
+    <w:p>
+      <w:pPr>
+        <w:pStyle w:val="p3"/>
+      </w:pPr>
+      <w:r>
+        <w:rPr>
+          <w:b/>
+          <w:bCs/>
+        </w:rPr>
+        <w:t>Action:</w:t>
+      </w:r>
+    </w:p>
+    <w:p>
+      <w:pPr>
+        <w:pStyle w:val="p5"/>
+      </w:pPr>
+      <w:r>
+        <w:t>•</w:t>
+      </w:r>
+      <w:r>
+        <w:rPr>
+          <w:rStyle w:val="apple-tab-span"/>
+          <w:rFonts w:eastAsiaTheme="majorEastAsia"/>
+        </w:rPr>
+        <w:t xml:space="preserve"> </w:t>
+      </w:r>
+      <w:r>
+        <w:rPr>
+          <w:rStyle w:val="s1"/>
+          <w:rFonts w:eastAsiaTheme="majorEastAsia"/>
+          <w:b/>
+          <w:bCs/>
+        </w:rPr>
+        <w:t>Assisted in Setting Up His Tools:</w:t>
+      </w:r>
+      <w:r>
+        <w:t xml:space="preserve"> First, I helped him configure his </w:t>
+      </w:r>
+      <w:r>
+        <w:rPr>
+          <w:rStyle w:val="s1"/>
+          <w:rFonts w:eastAsiaTheme="majorEastAsia"/>
+          <w:b/>
+          <w:bCs/>
+        </w:rPr>
+        <w:t>power flow simulation software</w:t>
+      </w:r>
+      <w:r>
+        <w:t xml:space="preserve"> and walked him through the </w:t>
+      </w:r>
+      <w:r>
+        <w:rPr>
+          <w:rStyle w:val="s1"/>
+          <w:rFonts w:eastAsiaTheme="majorEastAsia"/>
+          <w:b/>
+          <w:bCs/>
+        </w:rPr>
+        <w:t>generation interconnection study process</w:t>
+      </w:r>
+      <w:r>
+        <w:t>, ensuring he had the right methodology in place.</w:t>
+      </w:r>
+    </w:p>
+    <w:p>
+      <w:pPr>
+        <w:pStyle w:val="p5"/>
+      </w:pPr>
+      <w:r>
+        <w:t>•</w:t>
+      </w:r>
+      <w:r>
+        <w:rPr>
+          <w:rStyle w:val="apple-tab-span"/>
+          <w:rFonts w:eastAsiaTheme="majorEastAsia"/>
+        </w:rPr>
+        <w:t xml:space="preserve"> </w:t>
+      </w:r>
+      <w:r>
+        <w:rPr>
+          <w:rStyle w:val="s1"/>
+          <w:rFonts w:eastAsiaTheme="majorEastAsia"/>
+          <w:b/>
+          <w:bCs/>
+        </w:rPr>
+        <w:t>Reviewed His Load Interconnection Study:</w:t>
+      </w:r>
+      <w:r>
+        <w:t xml:space="preserve"> Later, I examined his capacitor bank placement analysis and noticed that </w:t>
+      </w:r>
+      <w:r>
+        <w:rPr>
+          <w:rStyle w:val="s1"/>
+          <w:rFonts w:eastAsiaTheme="majorEastAsia"/>
+          <w:b/>
+          <w:bCs/>
+        </w:rPr>
+        <w:t>he had locked the automatic shunt switching in his simulation model</w:t>
+      </w:r>
+      <w:r>
+        <w:t>, preventing the software from optimizing the use of existing capacitors.</w:t>
+      </w:r>
+    </w:p>
+    <w:p>
+      <w:pPr>
+        <w:pStyle w:val="p6"/>
+      </w:pPr>
+      <w:r>
+        <w:rPr>
+          <w:rStyle w:val="s2"/>
+        </w:rPr>
+        <w:t>•</w:t>
+      </w:r>
+      <w:r>
+        <w:rPr>
+          <w:rStyle w:val="apple-tab-span"/>
+          <w:rFonts w:eastAsiaTheme="majorEastAsia"/>
+        </w:rPr>
+        <w:t xml:space="preserve"> </w:t>
+      </w:r>
+      <w:r>
+        <w:rPr>
+          <w:b/>
+          <w:bCs/>
+        </w:rPr>
+        <w:t>Re-ran the Power Flow Study:</w:t>
+      </w:r>
+      <w:r>
+        <w:rPr>
+          <w:rStyle w:val="s2"/>
+        </w:rPr>
+        <w:t xml:space="preserve"> By enabling </w:t>
+      </w:r>
+      <w:r>
+        <w:rPr>
+          <w:b/>
+          <w:bCs/>
+        </w:rPr>
+        <w:t>automatic shunt switching</w:t>
+      </w:r>
+      <w:r>
+        <w:rPr>
+          <w:rStyle w:val="s2"/>
+        </w:rPr>
+        <w:t xml:space="preserve">, I allowed the system to </w:t>
+      </w:r>
+      <w:r>
+        <w:rPr>
+          <w:b/>
+          <w:bCs/>
+        </w:rPr>
+        <w:t>dynamically optimize capacitor placement</w:t>
+      </w:r>
+      <w:r>
+        <w:rPr>
+          <w:rStyle w:val="s2"/>
+        </w:rPr>
+        <w:t xml:space="preserve"> based on real-time system conditions.</w:t>
+      </w:r>
+    </w:p>
+    <w:p>
+      <w:pPr>
+        <w:pStyle w:val="p5"/>
+      </w:pPr>
+      <w:r>
+        <w:t>•</w:t>
+      </w:r>
+      <w:r>
+        <w:rPr>
+          <w:rStyle w:val="apple-tab-span"/>
+          <w:rFonts w:eastAsiaTheme="majorEastAsia"/>
+        </w:rPr>
+        <w:t xml:space="preserve"> </w:t>
+      </w:r>
+      <w:r>
+        <w:rPr>
+          <w:rStyle w:val="s1"/>
+          <w:rFonts w:eastAsiaTheme="majorEastAsia"/>
+          <w:b/>
+          <w:bCs/>
+        </w:rPr>
+        <w:t>Discovered a More Efficient Solution:</w:t>
+      </w:r>
+      <w:r>
+        <w:t xml:space="preserve"> Instead of installing </w:t>
+      </w:r>
+      <w:r>
+        <w:rPr>
+          <w:rStyle w:val="s1"/>
+          <w:rFonts w:eastAsiaTheme="majorEastAsia"/>
+          <w:b/>
+          <w:bCs/>
+        </w:rPr>
+        <w:t>seven new capacitor banks</w:t>
+      </w:r>
+      <w:r>
+        <w:t xml:space="preserve">, my optimized study showed that only </w:t>
+      </w:r>
+      <w:r>
+        <w:rPr>
+          <w:rStyle w:val="s1"/>
+          <w:rFonts w:eastAsiaTheme="majorEastAsia"/>
+          <w:b/>
+          <w:bCs/>
+        </w:rPr>
+        <w:t>two capacitor banks</w:t>
+      </w:r>
+      <w:r>
+        <w:t xml:space="preserve"> at </w:t>
+      </w:r>
+      <w:r>
+        <w:rPr>
+          <w:rStyle w:val="s1"/>
+          <w:rFonts w:eastAsiaTheme="majorEastAsia"/>
+          <w:b/>
+          <w:bCs/>
+        </w:rPr>
+        <w:t>two key substations</w:t>
+      </w:r>
+      <w:r>
+        <w:t xml:space="preserve"> were needed. </w:t>
+      </w:r>
+      <w:r>
         <w:lastRenderedPageBreak/>
-        <w:t>Optimizing a Load Interconnection Study by Identifying Hidden Inefficiencies</w:t>
-      </w:r>
-    </w:p>
-    <w:p>
-      <w:pPr>
-        <w:pStyle w:val="p2"/>
-      </w:pPr>
-    </w:p>
-    <w:p>
-      <w:pPr>
-        <w:pStyle w:val="p3"/>
-      </w:pPr>
-      <w:r>
-        <w:rPr>
-          <w:b/>
-          <w:bCs/>
-        </w:rPr>
-        <w:t>Situation:</w:t>
-      </w:r>
-    </w:p>
-    <w:p>
-      <w:pPr>
-        <w:pStyle w:val="p4"/>
-      </w:pPr>
-      <w:r>
-        <w:t xml:space="preserve">A former colleague, who had recently transitioned back to </w:t>
-      </w:r>
-      <w:r>
-        <w:rPr>
-          <w:rStyle w:val="s1"/>
-          <w:rFonts w:eastAsiaTheme="majorEastAsia"/>
-          <w:b/>
-          <w:bCs/>
-        </w:rPr>
-        <w:t>planning</w:t>
-      </w:r>
-      <w:r>
-        <w:t xml:space="preserve"> after working in </w:t>
-      </w:r>
-      <w:r>
-        <w:rPr>
-          <w:rStyle w:val="s1"/>
-          <w:rFonts w:eastAsiaTheme="majorEastAsia"/>
-          <w:b/>
-          <w:bCs/>
-        </w:rPr>
-        <w:t>operations</w:t>
-      </w:r>
-      <w:r>
-        <w:t xml:space="preserve">, reached out to me for help. Having worked together in </w:t>
-      </w:r>
-      <w:r>
-        <w:rPr>
-          <w:rStyle w:val="s1"/>
-          <w:rFonts w:eastAsiaTheme="majorEastAsia"/>
-          <w:b/>
-          <w:bCs/>
-        </w:rPr>
-        <w:t>real-time operations</w:t>
-      </w:r>
-      <w:r>
-        <w:t xml:space="preserve">, he trusted my expertise and asked for my assistance in </w:t>
-      </w:r>
-      <w:r>
-        <w:rPr>
-          <w:rStyle w:val="s1"/>
-          <w:rFonts w:eastAsiaTheme="majorEastAsia"/>
-          <w:b/>
-          <w:bCs/>
-        </w:rPr>
-        <w:t>setting up his software</w:t>
-      </w:r>
-      <w:r>
-        <w:t xml:space="preserve"> and guiding him through a </w:t>
-      </w:r>
-      <w:r>
-        <w:rPr>
-          <w:rStyle w:val="s1"/>
-          <w:rFonts w:eastAsiaTheme="majorEastAsia"/>
-          <w:b/>
-          <w:bCs/>
-        </w:rPr>
-        <w:t>generation interconnection study</w:t>
-      </w:r>
-      <w:r>
-        <w:t>.</w:t>
-      </w:r>
-    </w:p>
-    <w:p>
-      <w:pPr>
-        <w:pStyle w:val="p2"/>
-      </w:pPr>
-    </w:p>
-    <w:p>
-      <w:pPr>
-        <w:pStyle w:val="p4"/>
-      </w:pPr>
-      <w:r>
-        <w:t xml:space="preserve">Later, out of curiosity, I decided to </w:t>
-      </w:r>
-      <w:r>
-        <w:rPr>
-          <w:rStyle w:val="s1"/>
-          <w:rFonts w:eastAsiaTheme="majorEastAsia"/>
-          <w:b/>
-          <w:bCs/>
-        </w:rPr>
-        <w:t>review his load interconnection study for a new 150 MW project</w:t>
-      </w:r>
-      <w:r>
-        <w:t xml:space="preserve">. His analysis proposed </w:t>
-      </w:r>
-      <w:r>
-        <w:rPr>
-          <w:rStyle w:val="s1"/>
-          <w:rFonts w:eastAsiaTheme="majorEastAsia"/>
-          <w:b/>
-          <w:bCs/>
-        </w:rPr>
-        <w:t>seven new capacitor banks across five substations</w:t>
-      </w:r>
-      <w:r>
-        <w:t xml:space="preserve"> to maintain voltage stability. While his results seemed reasonable at first glance, I had a </w:t>
-      </w:r>
-      <w:r>
-        <w:rPr>
-          <w:rStyle w:val="s1"/>
-          <w:rFonts w:eastAsiaTheme="majorEastAsia"/>
-          <w:b/>
-          <w:bCs/>
-        </w:rPr>
-        <w:t>gut feeling that something was off</w:t>
-      </w:r>
-      <w:r>
-        <w:t>—given our existing grid infrastructure, this seemed excessive.</w:t>
-      </w:r>
-    </w:p>
-    <w:p>
-      <w:pPr>
-        <w:pStyle w:val="p2"/>
-      </w:pPr>
-    </w:p>
-    <w:p>
-      <w:pPr>
-        <w:pStyle w:val="p3"/>
-      </w:pPr>
-      <w:r>
-        <w:rPr>
-          <w:b/>
-          <w:bCs/>
-        </w:rPr>
-        <w:t>Task:</w:t>
-      </w:r>
-    </w:p>
-    <w:p>
-      <w:pPr>
-        <w:pStyle w:val="p4"/>
-      </w:pPr>
-      <w:r>
-        <w:t xml:space="preserve">I took the initiative to </w:t>
-      </w:r>
-      <w:r>
-        <w:rPr>
-          <w:rStyle w:val="s1"/>
-          <w:rFonts w:eastAsiaTheme="majorEastAsia"/>
-          <w:b/>
-          <w:bCs/>
-        </w:rPr>
-        <w:t>double-check his work</w:t>
-      </w:r>
-      <w:r>
-        <w:t xml:space="preserve"> to ensure the proposed solution was truly optimal. My goal was to </w:t>
-      </w:r>
-      <w:r>
-        <w:rPr>
-          <w:rStyle w:val="s1"/>
-          <w:rFonts w:eastAsiaTheme="majorEastAsia"/>
-          <w:b/>
-          <w:bCs/>
-        </w:rPr>
-        <w:t>identify potential inefficiencies</w:t>
-      </w:r>
-      <w:r>
-        <w:t xml:space="preserve">, optimize the use of </w:t>
-      </w:r>
-      <w:r>
-        <w:rPr>
-          <w:rStyle w:val="s1"/>
-          <w:rFonts w:eastAsiaTheme="majorEastAsia"/>
-          <w:b/>
-          <w:bCs/>
-        </w:rPr>
-        <w:t>existing infrastructure</w:t>
-      </w:r>
-      <w:r>
-        <w:t xml:space="preserve">, and reduce </w:t>
-      </w:r>
-      <w:r>
-        <w:rPr>
-          <w:rStyle w:val="s1"/>
-          <w:rFonts w:eastAsiaTheme="majorEastAsia"/>
-          <w:b/>
-          <w:bCs/>
-        </w:rPr>
-        <w:t>unnecessary costs</w:t>
-      </w:r>
-      <w:r>
-        <w:t xml:space="preserve"> while maintaining </w:t>
-      </w:r>
-      <w:r>
-        <w:rPr>
-          <w:rStyle w:val="s1"/>
-          <w:rFonts w:eastAsiaTheme="majorEastAsia"/>
-          <w:b/>
-          <w:bCs/>
-        </w:rPr>
-        <w:t>grid reliability</w:t>
-      </w:r>
-      <w:r>
-        <w:t>.</w:t>
-      </w:r>
-    </w:p>
-    <w:p>
-      <w:pPr>
-        <w:pStyle w:val="p2"/>
-      </w:pPr>
-    </w:p>
-    <w:p>
-      <w:pPr>
-        <w:pStyle w:val="p3"/>
-      </w:pPr>
-      <w:r>
-        <w:rPr>
-          <w:b/>
-          <w:bCs/>
-        </w:rPr>
-        <w:t>Action:</w:t>
+        <w:t xml:space="preserve">Additionally, I proposed leveraging </w:t>
+      </w:r>
+      <w:r>
+        <w:rPr>
+          <w:rStyle w:val="s1"/>
+          <w:rFonts w:eastAsiaTheme="majorEastAsia"/>
+          <w:b/>
+          <w:bCs/>
+        </w:rPr>
+        <w:t>mobile transformers and existing capacitor banks</w:t>
+      </w:r>
+      <w:r>
+        <w:t xml:space="preserve"> to support voltage during construction.</w:t>
       </w:r>
     </w:p>
     <w:p>
@@ -2564,229 +3343,6 @@
         <w:pStyle w:val="p5"/>
       </w:pPr>
       <w:r>
-        <w:t>•</w:t>
-      </w:r>
-      <w:r>
-        <w:rPr>
-          <w:rStyle w:val="apple-tab-span"/>
-          <w:rFonts w:eastAsiaTheme="majorEastAsia"/>
-        </w:rPr>
-        <w:t xml:space="preserve"> </w:t>
-      </w:r>
-      <w:r>
-        <w:rPr>
-          <w:rStyle w:val="s1"/>
-          <w:rFonts w:eastAsiaTheme="majorEastAsia"/>
-          <w:b/>
-          <w:bCs/>
-        </w:rPr>
-        <w:t>Assisted in Setting Up His Tools:</w:t>
-      </w:r>
-      <w:r>
-        <w:t xml:space="preserve"> First, I helped him configure his </w:t>
-      </w:r>
-      <w:r>
-        <w:rPr>
-          <w:rStyle w:val="s1"/>
-          <w:rFonts w:eastAsiaTheme="majorEastAsia"/>
-          <w:b/>
-          <w:bCs/>
-        </w:rPr>
-        <w:t>power flow simulation software</w:t>
-      </w:r>
-      <w:r>
-        <w:t xml:space="preserve"> and walked him through the </w:t>
-      </w:r>
-      <w:r>
-        <w:rPr>
-          <w:rStyle w:val="s1"/>
-          <w:rFonts w:eastAsiaTheme="majorEastAsia"/>
-          <w:b/>
-          <w:bCs/>
-        </w:rPr>
-        <w:t>generation interconnection study process</w:t>
-      </w:r>
-      <w:r>
-        <w:t>, ensuring he had the right methodology in place.</w:t>
-      </w:r>
-    </w:p>
-    <w:p>
-      <w:pPr>
-        <w:pStyle w:val="p5"/>
-      </w:pPr>
-      <w:r>
-        <w:t>•</w:t>
-      </w:r>
-      <w:r>
-        <w:rPr>
-          <w:rStyle w:val="apple-tab-span"/>
-          <w:rFonts w:eastAsiaTheme="majorEastAsia"/>
-        </w:rPr>
-        <w:t xml:space="preserve"> </w:t>
-      </w:r>
-      <w:r>
-        <w:rPr>
-          <w:rStyle w:val="s1"/>
-          <w:rFonts w:eastAsiaTheme="majorEastAsia"/>
-          <w:b/>
-          <w:bCs/>
-        </w:rPr>
-        <w:t>Reviewed His Load Interconnection Study:</w:t>
-      </w:r>
-      <w:r>
-        <w:t xml:space="preserve"> Later, I examined his capacitor bank placement analysis and noticed that </w:t>
-      </w:r>
-      <w:r>
-        <w:rPr>
-          <w:rStyle w:val="s1"/>
-          <w:rFonts w:eastAsiaTheme="majorEastAsia"/>
-          <w:b/>
-          <w:bCs/>
-        </w:rPr>
-        <w:t>he had locked the automatic shunt switching in his simulation model</w:t>
-      </w:r>
-      <w:r>
-        <w:t>, preventing the software from optimizing the use of existing capacitors.</w:t>
-      </w:r>
-    </w:p>
-    <w:p>
-      <w:pPr>
-        <w:pStyle w:val="p6"/>
-      </w:pPr>
-      <w:r>
-        <w:rPr>
-          <w:rStyle w:val="s2"/>
-        </w:rPr>
-        <w:t>•</w:t>
-      </w:r>
-      <w:r>
-        <w:rPr>
-          <w:rStyle w:val="apple-tab-span"/>
-          <w:rFonts w:eastAsiaTheme="majorEastAsia"/>
-        </w:rPr>
-        <w:t xml:space="preserve"> </w:t>
-      </w:r>
-      <w:r>
-        <w:rPr>
-          <w:b/>
-          <w:bCs/>
-        </w:rPr>
-        <w:t>Re-ran the Power Flow Study:</w:t>
-      </w:r>
-      <w:r>
-        <w:rPr>
-          <w:rStyle w:val="s2"/>
-        </w:rPr>
-        <w:t xml:space="preserve"> By enabling </w:t>
-      </w:r>
-      <w:r>
-        <w:rPr>
-          <w:b/>
-          <w:bCs/>
-        </w:rPr>
-        <w:t>automatic shunt switching</w:t>
-      </w:r>
-      <w:r>
-        <w:rPr>
-          <w:rStyle w:val="s2"/>
-        </w:rPr>
-        <w:t xml:space="preserve">, I allowed the system to </w:t>
-      </w:r>
-      <w:r>
-        <w:rPr>
-          <w:b/>
-          <w:bCs/>
-        </w:rPr>
-        <w:t>dynamically optimize capacitor placement</w:t>
-      </w:r>
-      <w:r>
-        <w:rPr>
-          <w:rStyle w:val="s2"/>
-        </w:rPr>
-        <w:t xml:space="preserve"> based on real-time system conditions.</w:t>
-      </w:r>
-    </w:p>
-    <w:p>
-      <w:pPr>
-        <w:pStyle w:val="p5"/>
-      </w:pPr>
-      <w:r>
-        <w:t>•</w:t>
-      </w:r>
-      <w:r>
-        <w:rPr>
-          <w:rStyle w:val="apple-tab-span"/>
-          <w:rFonts w:eastAsiaTheme="majorEastAsia"/>
-        </w:rPr>
-        <w:t xml:space="preserve"> </w:t>
-      </w:r>
-      <w:r>
-        <w:rPr>
-          <w:rStyle w:val="s1"/>
-          <w:rFonts w:eastAsiaTheme="majorEastAsia"/>
-          <w:b/>
-          <w:bCs/>
-        </w:rPr>
-        <w:t>Discovered a More Efficient Solution:</w:t>
-      </w:r>
-      <w:r>
-        <w:t xml:space="preserve"> Instead of installing </w:t>
-      </w:r>
-      <w:r>
-        <w:rPr>
-          <w:rStyle w:val="s1"/>
-          <w:rFonts w:eastAsiaTheme="majorEastAsia"/>
-          <w:b/>
-          <w:bCs/>
-        </w:rPr>
-        <w:t>seven new capacitor banks</w:t>
-      </w:r>
-      <w:r>
-        <w:t xml:space="preserve">, my optimized study showed that only </w:t>
-      </w:r>
-      <w:r>
-        <w:rPr>
-          <w:rStyle w:val="s1"/>
-          <w:rFonts w:eastAsiaTheme="majorEastAsia"/>
-          <w:b/>
-          <w:bCs/>
-        </w:rPr>
-        <w:t>two capacitor banks</w:t>
-      </w:r>
-      <w:r>
-        <w:t xml:space="preserve"> at </w:t>
-      </w:r>
-      <w:r>
-        <w:rPr>
-          <w:rStyle w:val="s1"/>
-          <w:rFonts w:eastAsiaTheme="majorEastAsia"/>
-          <w:b/>
-          <w:bCs/>
-        </w:rPr>
-        <w:t>two key substations</w:t>
-      </w:r>
-      <w:r>
-        <w:t xml:space="preserve"> were needed. Additionally, I proposed leveraging </w:t>
-      </w:r>
-      <w:r>
-        <w:rPr>
-          <w:rStyle w:val="s1"/>
-          <w:rFonts w:eastAsiaTheme="majorEastAsia"/>
-          <w:b/>
-          <w:bCs/>
-        </w:rPr>
-        <w:t>mobile transformers and existing capacitor banks</w:t>
-      </w:r>
-      <w:r>
-        <w:t xml:space="preserve"> to support voltage during construction.</w:t>
-      </w:r>
-    </w:p>
-    <w:p>
-      <w:pPr>
-        <w:pStyle w:val="p5"/>
-      </w:pPr>
-      <w:r>
-        <w:lastRenderedPageBreak/>
         <w:t>•</w:t>
       </w:r>
       <w:r>
@@ -3114,6 +3670,7 @@
           <w:b/>
           <w:bCs/>
         </w:rPr>
+        <w:lastRenderedPageBreak/>
         <w:t>STAR Response for Waterloo Interconnection Study</w:t>
       </w:r>
     </w:p>
@@ -3485,6 +4042,7 @@
           <w:rStyle w:val="s2"/>
           <w:rFonts w:eastAsiaTheme="majorEastAsia"/>
         </w:rPr>
+        <w:lastRenderedPageBreak/>
         <w:t>4.</w:t>
       </w:r>
       <w:r>
@@ -3542,39 +4100,492 @@
         <w:pStyle w:val="p6"/>
       </w:pPr>
       <w:r>
+        <w:t>5.</w:t>
+      </w:r>
+      <w:r>
+        <w:rPr>
+          <w:rStyle w:val="apple-tab-span"/>
+          <w:rFonts w:eastAsiaTheme="majorEastAsia"/>
+        </w:rPr>
+        <w:t xml:space="preserve"> </w:t>
+      </w:r>
+      <w:r>
+        <w:rPr>
+          <w:rStyle w:val="s1"/>
+          <w:rFonts w:eastAsiaTheme="majorEastAsia"/>
+          <w:b/>
+          <w:bCs/>
+        </w:rPr>
+        <w:t>Documented a Lessons-Learned Process:</w:t>
+      </w:r>
+      <w:r>
+        <w:t xml:space="preserve"> I worked with my team to establish </w:t>
+      </w:r>
+      <w:r>
+        <w:rPr>
+          <w:rStyle w:val="s1"/>
+          <w:rFonts w:eastAsiaTheme="majorEastAsia"/>
+          <w:b/>
+          <w:bCs/>
+        </w:rPr>
+        <w:t>clearer guidelines</w:t>
+      </w:r>
+      <w:r>
+        <w:t xml:space="preserve"> for handling multiple POI requests in the future to streamline similar studies.</w:t>
+      </w:r>
+    </w:p>
+    <w:p>
+      <w:pPr>
+        <w:pStyle w:val="p2"/>
+      </w:pPr>
+    </w:p>
+    <w:p>
+      <w:pPr>
+        <w:pStyle w:val="p4"/>
+      </w:pPr>
+      <w:r>
+        <w:rPr>
+          <w:b/>
+          <w:bCs/>
+        </w:rPr>
+        <w:t>Result:</w:t>
+      </w:r>
+    </w:p>
+    <w:p>
+      <w:pPr>
+        <w:pStyle w:val="p7"/>
+      </w:pPr>
+      <w:r>
+        <w:rPr>
+          <w:rStyle w:val="s2"/>
+          <w:rFonts w:eastAsiaTheme="majorEastAsia"/>
+        </w:rPr>
+        <w:t>•</w:t>
+      </w:r>
+      <w:r>
+        <w:rPr>
+          <w:rStyle w:val="apple-tab-span"/>
+          <w:rFonts w:eastAsiaTheme="majorEastAsia"/>
+        </w:rPr>
+        <w:t xml:space="preserve"> </w:t>
+      </w:r>
+      <w:r>
+        <w:rPr>
+          <w:rStyle w:val="s2"/>
+          <w:rFonts w:eastAsiaTheme="majorEastAsia"/>
+        </w:rPr>
+        <w:t xml:space="preserve">The customer </w:t>
+      </w:r>
+      <w:r>
+        <w:rPr>
+          <w:b/>
+          <w:bCs/>
+        </w:rPr>
+        <w:t>accepted my recommendation</w:t>
+      </w:r>
+      <w:r>
+        <w:rPr>
+          <w:rStyle w:val="s2"/>
+          <w:rFonts w:eastAsiaTheme="majorEastAsia"/>
+        </w:rPr>
+        <w:t xml:space="preserve">, and the final POI decision resulted in </w:t>
+      </w:r>
+      <w:r>
+        <w:rPr>
+          <w:b/>
+          <w:bCs/>
+        </w:rPr>
+        <w:t>significant cost savings (~$8 million)</w:t>
+      </w:r>
+      <w:r>
+        <w:rPr>
+          <w:rStyle w:val="s2"/>
+          <w:rFonts w:eastAsiaTheme="majorEastAsia"/>
+        </w:rPr>
+        <w:t>.</w:t>
+      </w:r>
+    </w:p>
+    <w:p>
+      <w:pPr>
+        <w:pStyle w:val="p8"/>
+      </w:pPr>
+      <w:r>
+        <w:t>•</w:t>
+      </w:r>
+      <w:r>
+        <w:rPr>
+          <w:rStyle w:val="apple-tab-span"/>
+          <w:rFonts w:eastAsiaTheme="majorEastAsia"/>
+        </w:rPr>
+        <w:t xml:space="preserve"> </w:t>
+      </w:r>
+      <w:r>
+        <w:t xml:space="preserve">The solution improved </w:t>
+      </w:r>
+      <w:r>
+        <w:rPr>
+          <w:rStyle w:val="s1"/>
+          <w:rFonts w:eastAsiaTheme="majorEastAsia"/>
+          <w:b/>
+          <w:bCs/>
+        </w:rPr>
+        <w:t>grid reliability</w:t>
+      </w:r>
+      <w:r>
+        <w:t>, preventing the need for additional reinforcements in the future.</w:t>
+      </w:r>
+    </w:p>
+    <w:p>
+      <w:pPr>
+        <w:pStyle w:val="p8"/>
+      </w:pPr>
+      <w:r>
+        <w:t>•</w:t>
+      </w:r>
+      <w:r>
+        <w:rPr>
+          <w:rStyle w:val="apple-tab-span"/>
+          <w:rFonts w:eastAsiaTheme="majorEastAsia"/>
+        </w:rPr>
+        <w:t xml:space="preserve"> </w:t>
+      </w:r>
+      <w:r>
+        <w:t xml:space="preserve">My approach </w:t>
+      </w:r>
+      <w:r>
+        <w:rPr>
+          <w:rStyle w:val="s1"/>
+          <w:rFonts w:eastAsiaTheme="majorEastAsia"/>
+          <w:b/>
+          <w:bCs/>
+        </w:rPr>
+        <w:t>built trust with the customer</w:t>
+      </w:r>
+      <w:r>
+        <w:t xml:space="preserve">, as they appreciated the </w:t>
+      </w:r>
+      <w:r>
+        <w:rPr>
+          <w:rStyle w:val="s1"/>
+          <w:rFonts w:eastAsiaTheme="majorEastAsia"/>
+          <w:b/>
+          <w:bCs/>
+        </w:rPr>
+        <w:t>transparent comparison of options</w:t>
+      </w:r>
+      <w:r>
+        <w:t xml:space="preserve"> rather than being told a single choice without context.</w:t>
+      </w:r>
+    </w:p>
+    <w:p>
+      <w:pPr>
+        <w:pStyle w:val="p8"/>
+      </w:pPr>
+      <w:r>
+        <w:t>•</w:t>
+      </w:r>
+      <w:r>
+        <w:rPr>
+          <w:rStyle w:val="apple-tab-span"/>
+          <w:rFonts w:eastAsiaTheme="majorEastAsia"/>
+        </w:rPr>
+        <w:t xml:space="preserve"> </w:t>
+      </w:r>
+      <w:r>
+        <w:t xml:space="preserve">Our internal process was </w:t>
+      </w:r>
+      <w:r>
+        <w:rPr>
+          <w:rStyle w:val="s1"/>
+          <w:rFonts w:eastAsiaTheme="majorEastAsia"/>
+          <w:b/>
+          <w:bCs/>
+        </w:rPr>
+        <w:t>improved for future interconnection requests</w:t>
+      </w:r>
+      <w:r>
+        <w:t>, reducing potential delays when customers change POIs multiple times.</w:t>
+      </w:r>
+    </w:p>
+    <w:p>
+      <w:pPr>
+        <w:pStyle w:val="p2"/>
+      </w:pPr>
+    </w:p>
+    <w:p>
+      <w:pPr>
+        <w:pStyle w:val="p4"/>
+      </w:pPr>
+      <w:r>
+        <w:rPr>
+          <w:b/>
+          <w:bCs/>
+        </w:rPr>
+        <w:t>Reflection - What I Would Do Differently:</w:t>
+      </w:r>
+    </w:p>
+    <w:p>
+      <w:pPr>
+        <w:pStyle w:val="p8"/>
+      </w:pPr>
+      <w:r>
+        <w:t>•</w:t>
+      </w:r>
+      <w:r>
+        <w:rPr>
+          <w:rStyle w:val="apple-tab-span"/>
+          <w:rFonts w:eastAsiaTheme="majorEastAsia"/>
+        </w:rPr>
+        <w:t xml:space="preserve"> </w:t>
+      </w:r>
+      <w:r>
+        <w:t xml:space="preserve">I would implement a </w:t>
+      </w:r>
+      <w:r>
+        <w:rPr>
+          <w:rStyle w:val="s1"/>
+          <w:rFonts w:eastAsiaTheme="majorEastAsia"/>
+          <w:b/>
+          <w:bCs/>
+        </w:rPr>
+        <w:t>structured POI evaluation process earlier</w:t>
+      </w:r>
+      <w:r>
+        <w:t xml:space="preserve"> to prevent repeated changes.</w:t>
+      </w:r>
+    </w:p>
+    <w:p>
+      <w:pPr>
+        <w:pStyle w:val="p8"/>
+      </w:pPr>
+      <w:r>
+        <w:t>•</w:t>
+      </w:r>
+      <w:r>
+        <w:rPr>
+          <w:rStyle w:val="apple-tab-span"/>
+          <w:rFonts w:eastAsiaTheme="majorEastAsia"/>
+        </w:rPr>
+        <w:t xml:space="preserve"> </w:t>
+      </w:r>
+      <w:r>
+        <w:t xml:space="preserve">I would set </w:t>
+      </w:r>
+      <w:r>
+        <w:rPr>
+          <w:rStyle w:val="s1"/>
+          <w:rFonts w:eastAsiaTheme="majorEastAsia"/>
+          <w:b/>
+          <w:bCs/>
+        </w:rPr>
+        <w:t>clearer expectations with the customer</w:t>
+      </w:r>
+      <w:r>
+        <w:t xml:space="preserve"> upfront about the </w:t>
+      </w:r>
+      <w:r>
+        <w:rPr>
+          <w:rStyle w:val="s1"/>
+          <w:rFonts w:eastAsiaTheme="majorEastAsia"/>
+          <w:b/>
+          <w:bCs/>
+        </w:rPr>
+        <w:t>impacts of POI changes</w:t>
+      </w:r>
+      <w:r>
+        <w:t xml:space="preserve"> on study timelines and costs.</w:t>
+      </w:r>
+    </w:p>
+    <w:p>
+      <w:pPr>
+        <w:pStyle w:val="p8"/>
+      </w:pPr>
+      <w:r>
+        <w:t>•</w:t>
+      </w:r>
+      <w:r>
+        <w:rPr>
+          <w:rStyle w:val="apple-tab-span"/>
+          <w:rFonts w:eastAsiaTheme="majorEastAsia"/>
+        </w:rPr>
+        <w:t xml:space="preserve"> </w:t>
+      </w:r>
+      <w:r>
+        <w:t xml:space="preserve">I would create </w:t>
+      </w:r>
+      <w:r>
+        <w:rPr>
+          <w:rStyle w:val="s1"/>
+          <w:rFonts w:eastAsiaTheme="majorEastAsia"/>
+          <w:b/>
+          <w:bCs/>
+        </w:rPr>
+        <w:t>an automated cost-comparison tool</w:t>
+      </w:r>
+      <w:r>
+        <w:t xml:space="preserve"> to quickly visualize the trade-offs between multiple POI options in future projects.</w:t>
+      </w:r>
+    </w:p>
+    <w:p>
+      <w:pPr>
+        <w:pStyle w:val="p1"/>
+      </w:pPr>
+      <w:r>
+        <w:rPr>
+          <w:b/>
+          <w:bCs/>
+        </w:rPr>
+        <w:t>Amazon Leadership Principles Demonstrated:</w:t>
+      </w:r>
+    </w:p>
+    <w:p>
+      <w:pPr>
+        <w:pStyle w:val="p2"/>
+      </w:pPr>
+      <w:r>
+        <w:rPr>
+          <w:rFonts w:ascii="Apple Color Emoji" w:hAnsi="Apple Color Emoji" w:cs="Apple Color Emoji"/>
+        </w:rPr>
+        <w:t>✔</w:t>
+      </w:r>
+      <w:r>
+        <w:t xml:space="preserve"> </w:t>
+      </w:r>
+      <w:r>
+        <w:rPr>
+          <w:rStyle w:val="s1"/>
+          <w:rFonts w:eastAsiaTheme="majorEastAsia"/>
+          <w:b/>
+          <w:bCs/>
+        </w:rPr>
+        <w:t>Customer Obsession</w:t>
+      </w:r>
+      <w:r>
+        <w:t xml:space="preserve"> – Ensured the customer’s needs were met while balancing long-term reliability.</w:t>
+      </w:r>
+    </w:p>
+    <w:p>
+      <w:pPr>
+        <w:pStyle w:val="p2"/>
+      </w:pPr>
+      <w:r>
+        <w:rPr>
+          <w:rFonts w:ascii="Apple Color Emoji" w:hAnsi="Apple Color Emoji" w:cs="Apple Color Emoji"/>
+        </w:rPr>
+        <w:t>✔</w:t>
+      </w:r>
+      <w:r>
+        <w:t xml:space="preserve"> </w:t>
+      </w:r>
+      <w:r>
+        <w:rPr>
+          <w:rStyle w:val="s1"/>
+          <w:rFonts w:eastAsiaTheme="majorEastAsia"/>
+          <w:b/>
+          <w:bCs/>
+        </w:rPr>
+        <w:t>Earn Trust</w:t>
+      </w:r>
+      <w:r>
+        <w:t xml:space="preserve"> – Gained credibility by transparently explaining the trade-offs.</w:t>
+      </w:r>
+    </w:p>
+    <w:p>
+      <w:pPr>
+        <w:pStyle w:val="p1"/>
+      </w:pPr>
+      <w:r>
+        <w:rPr>
+          <w:rStyle w:val="s2"/>
+          <w:rFonts w:ascii="Apple Color Emoji" w:eastAsiaTheme="majorEastAsia" w:hAnsi="Apple Color Emoji" w:cs="Apple Color Emoji"/>
+        </w:rPr>
+        <w:t>✔</w:t>
+      </w:r>
+      <w:r>
+        <w:rPr>
+          <w:rStyle w:val="s2"/>
+          <w:rFonts w:eastAsiaTheme="majorEastAsia"/>
+        </w:rPr>
+        <w:t xml:space="preserve"> </w:t>
+      </w:r>
+      <w:r>
+        <w:rPr>
+          <w:b/>
+          <w:bCs/>
+        </w:rPr>
+        <w:t>Dive Deep</w:t>
+      </w:r>
+      <w:r>
+        <w:rPr>
+          <w:rStyle w:val="s2"/>
+          <w:rFonts w:eastAsiaTheme="majorEastAsia"/>
+        </w:rPr>
+        <w:t xml:space="preserve"> – Performed a </w:t>
+      </w:r>
+      <w:r>
+        <w:rPr>
+          <w:b/>
+          <w:bCs/>
+        </w:rPr>
+        <w:t>detailed technical and financial analysis</w:t>
+      </w:r>
+      <w:r>
+        <w:rPr>
+          <w:rStyle w:val="s2"/>
+          <w:rFonts w:eastAsiaTheme="majorEastAsia"/>
+        </w:rPr>
+        <w:t xml:space="preserve"> to find the best solution.</w:t>
+      </w:r>
+    </w:p>
+    <w:p>
+      <w:pPr>
+        <w:pStyle w:val="p2"/>
+      </w:pPr>
+      <w:r>
+        <w:rPr>
+          <w:rFonts w:ascii="Apple Color Emoji" w:hAnsi="Apple Color Emoji" w:cs="Apple Color Emoji"/>
+        </w:rPr>
+        <w:t>✔</w:t>
+      </w:r>
+      <w:r>
+        <w:t xml:space="preserve"> </w:t>
+      </w:r>
+      <w:r>
+        <w:rPr>
+          <w:rStyle w:val="s1"/>
+          <w:rFonts w:eastAsiaTheme="majorEastAsia"/>
+          <w:b/>
+          <w:bCs/>
+        </w:rPr>
+        <w:t>Deliver Results</w:t>
+      </w:r>
+      <w:r>
+        <w:t xml:space="preserve"> – Successfully identified a </w:t>
+      </w:r>
+      <w:r>
+        <w:rPr>
+          <w:rStyle w:val="s1"/>
+          <w:rFonts w:eastAsiaTheme="majorEastAsia"/>
+          <w:b/>
+          <w:bCs/>
+        </w:rPr>
+        <w:t>cost-effective solution</w:t>
+      </w:r>
+      <w:r>
+        <w:t>, saving $8M and improving grid stability.</w:t>
+      </w:r>
+    </w:p>
+    <w:p>
+      <w:pPr>
+        <w:pStyle w:val="p1"/>
+      </w:pPr>
+      <w:r>
+        <w:rPr>
+          <w:b/>
+          <w:bCs/>
+        </w:rPr>
         <w:lastRenderedPageBreak/>
-        <w:t>5.</w:t>
-      </w:r>
-      <w:r>
-        <w:rPr>
-          <w:rStyle w:val="apple-tab-span"/>
-          <w:rFonts w:eastAsiaTheme="majorEastAsia"/>
-        </w:rPr>
-        <w:t xml:space="preserve"> </w:t>
-      </w:r>
-      <w:r>
-        <w:rPr>
-          <w:rStyle w:val="s1"/>
-          <w:rFonts w:eastAsiaTheme="majorEastAsia"/>
-          <w:b/>
-          <w:bCs/>
-        </w:rPr>
-        <w:t>Documented a Lessons-Learned Process:</w:t>
-      </w:r>
-      <w:r>
-        <w:t xml:space="preserve"> I worked with my team to establish </w:t>
-      </w:r>
-      <w:r>
-        <w:rPr>
-          <w:rStyle w:val="s1"/>
-          <w:rFonts w:eastAsiaTheme="majorEastAsia"/>
-          <w:b/>
-          <w:bCs/>
-        </w:rPr>
-        <w:t>clearer guidelines</w:t>
-      </w:r>
-      <w:r>
-        <w:t xml:space="preserve"> for handling multiple POI requests in the future to streamline similar studies.</w:t>
+        <w:t>STAR Response: Stepping Beyond My Role to Enhance Operator Training</w:t>
       </w:r>
     </w:p>
     <w:p>
@@ -3584,459 +4595,6 @@
     </w:p>
     <w:p>
       <w:pPr>
-        <w:pStyle w:val="p4"/>
-      </w:pPr>
-      <w:r>
-        <w:rPr>
-          <w:b/>
-          <w:bCs/>
-        </w:rPr>
-        <w:t>Result:</w:t>
-      </w:r>
-    </w:p>
-    <w:p>
-      <w:pPr>
-        <w:pStyle w:val="p7"/>
-      </w:pPr>
-      <w:r>
-        <w:rPr>
-          <w:rStyle w:val="s2"/>
-          <w:rFonts w:eastAsiaTheme="majorEastAsia"/>
-        </w:rPr>
-        <w:t>•</w:t>
-      </w:r>
-      <w:r>
-        <w:rPr>
-          <w:rStyle w:val="apple-tab-span"/>
-          <w:rFonts w:eastAsiaTheme="majorEastAsia"/>
-        </w:rPr>
-        <w:t xml:space="preserve"> </w:t>
-      </w:r>
-      <w:r>
-        <w:rPr>
-          <w:rStyle w:val="s2"/>
-          <w:rFonts w:eastAsiaTheme="majorEastAsia"/>
-        </w:rPr>
-        <w:t xml:space="preserve">The customer </w:t>
-      </w:r>
-      <w:r>
-        <w:rPr>
-          <w:b/>
-          <w:bCs/>
-        </w:rPr>
-        <w:t>accepted my recommendation</w:t>
-      </w:r>
-      <w:r>
-        <w:rPr>
-          <w:rStyle w:val="s2"/>
-          <w:rFonts w:eastAsiaTheme="majorEastAsia"/>
-        </w:rPr>
-        <w:t xml:space="preserve">, and the final POI decision resulted in </w:t>
-      </w:r>
-      <w:r>
-        <w:rPr>
-          <w:b/>
-          <w:bCs/>
-        </w:rPr>
-        <w:t>significant cost savings (~$8 million)</w:t>
-      </w:r>
-      <w:r>
-        <w:rPr>
-          <w:rStyle w:val="s2"/>
-          <w:rFonts w:eastAsiaTheme="majorEastAsia"/>
-        </w:rPr>
-        <w:t>.</w:t>
-      </w:r>
-    </w:p>
-    <w:p>
-      <w:pPr>
-        <w:pStyle w:val="p8"/>
-      </w:pPr>
-      <w:r>
-        <w:t>•</w:t>
-      </w:r>
-      <w:r>
-        <w:rPr>
-          <w:rStyle w:val="apple-tab-span"/>
-          <w:rFonts w:eastAsiaTheme="majorEastAsia"/>
-        </w:rPr>
-        <w:t xml:space="preserve"> </w:t>
-      </w:r>
-      <w:r>
-        <w:t xml:space="preserve">The solution improved </w:t>
-      </w:r>
-      <w:r>
-        <w:rPr>
-          <w:rStyle w:val="s1"/>
-          <w:rFonts w:eastAsiaTheme="majorEastAsia"/>
-          <w:b/>
-          <w:bCs/>
-        </w:rPr>
-        <w:t>grid reliability</w:t>
-      </w:r>
-      <w:r>
-        <w:t>, preventing the need for additional reinforcements in the future.</w:t>
-      </w:r>
-    </w:p>
-    <w:p>
-      <w:pPr>
-        <w:pStyle w:val="p8"/>
-      </w:pPr>
-      <w:r>
-        <w:t>•</w:t>
-      </w:r>
-      <w:r>
-        <w:rPr>
-          <w:rStyle w:val="apple-tab-span"/>
-          <w:rFonts w:eastAsiaTheme="majorEastAsia"/>
-        </w:rPr>
-        <w:t xml:space="preserve"> </w:t>
-      </w:r>
-      <w:r>
-        <w:t xml:space="preserve">My approach </w:t>
-      </w:r>
-      <w:r>
-        <w:rPr>
-          <w:rStyle w:val="s1"/>
-          <w:rFonts w:eastAsiaTheme="majorEastAsia"/>
-          <w:b/>
-          <w:bCs/>
-        </w:rPr>
-        <w:t>built trust with the customer</w:t>
-      </w:r>
-      <w:r>
-        <w:t xml:space="preserve">, as they appreciated the </w:t>
-      </w:r>
-      <w:r>
-        <w:rPr>
-          <w:rStyle w:val="s1"/>
-          <w:rFonts w:eastAsiaTheme="majorEastAsia"/>
-          <w:b/>
-          <w:bCs/>
-        </w:rPr>
-        <w:t>transparent comparison of options</w:t>
-      </w:r>
-      <w:r>
-        <w:t xml:space="preserve"> rather than being told a single choice without context.</w:t>
-      </w:r>
-    </w:p>
-    <w:p>
-      <w:pPr>
-        <w:pStyle w:val="p8"/>
-      </w:pPr>
-      <w:r>
-        <w:t>•</w:t>
-      </w:r>
-      <w:r>
-        <w:rPr>
-          <w:rStyle w:val="apple-tab-span"/>
-          <w:rFonts w:eastAsiaTheme="majorEastAsia"/>
-        </w:rPr>
-        <w:t xml:space="preserve"> </w:t>
-      </w:r>
-      <w:r>
-        <w:t xml:space="preserve">Our internal process was </w:t>
-      </w:r>
-      <w:r>
-        <w:rPr>
-          <w:rStyle w:val="s1"/>
-          <w:rFonts w:eastAsiaTheme="majorEastAsia"/>
-          <w:b/>
-          <w:bCs/>
-        </w:rPr>
-        <w:t>improved for future interconnection requests</w:t>
-      </w:r>
-      <w:r>
-        <w:t>, reducing potential delays when customers change POIs multiple times.</w:t>
-      </w:r>
-    </w:p>
-    <w:p>
-      <w:pPr>
-        <w:pStyle w:val="p2"/>
-      </w:pPr>
-    </w:p>
-    <w:p>
-      <w:pPr>
-        <w:pStyle w:val="p4"/>
-      </w:pPr>
-      <w:r>
-        <w:rPr>
-          <w:b/>
-          <w:bCs/>
-        </w:rPr>
-        <w:t>Reflection - What I Would Do Differently:</w:t>
-      </w:r>
-    </w:p>
-    <w:p>
-      <w:pPr>
-        <w:pStyle w:val="p8"/>
-      </w:pPr>
-      <w:r>
-        <w:t>•</w:t>
-      </w:r>
-      <w:r>
-        <w:rPr>
-          <w:rStyle w:val="apple-tab-span"/>
-          <w:rFonts w:eastAsiaTheme="majorEastAsia"/>
-        </w:rPr>
-        <w:t xml:space="preserve"> </w:t>
-      </w:r>
-      <w:r>
-        <w:t xml:space="preserve">I would implement a </w:t>
-      </w:r>
-      <w:r>
-        <w:rPr>
-          <w:rStyle w:val="s1"/>
-          <w:rFonts w:eastAsiaTheme="majorEastAsia"/>
-          <w:b/>
-          <w:bCs/>
-        </w:rPr>
-        <w:t>structured POI evaluation process earlier</w:t>
-      </w:r>
-      <w:r>
-        <w:t xml:space="preserve"> to prevent repeated changes.</w:t>
-      </w:r>
-    </w:p>
-    <w:p>
-      <w:pPr>
-        <w:pStyle w:val="p8"/>
-      </w:pPr>
-      <w:r>
-        <w:t>•</w:t>
-      </w:r>
-      <w:r>
-        <w:rPr>
-          <w:rStyle w:val="apple-tab-span"/>
-          <w:rFonts w:eastAsiaTheme="majorEastAsia"/>
-        </w:rPr>
-        <w:t xml:space="preserve"> </w:t>
-      </w:r>
-      <w:r>
-        <w:t xml:space="preserve">I would set </w:t>
-      </w:r>
-      <w:r>
-        <w:rPr>
-          <w:rStyle w:val="s1"/>
-          <w:rFonts w:eastAsiaTheme="majorEastAsia"/>
-          <w:b/>
-          <w:bCs/>
-        </w:rPr>
-        <w:t>clearer expectations with the customer</w:t>
-      </w:r>
-      <w:r>
-        <w:t xml:space="preserve"> upfront about the </w:t>
-      </w:r>
-      <w:r>
-        <w:rPr>
-          <w:rStyle w:val="s1"/>
-          <w:rFonts w:eastAsiaTheme="majorEastAsia"/>
-          <w:b/>
-          <w:bCs/>
-        </w:rPr>
-        <w:t>impacts of POI changes</w:t>
-      </w:r>
-      <w:r>
-        <w:t xml:space="preserve"> on study timelines and costs.</w:t>
-      </w:r>
-    </w:p>
-    <w:p>
-      <w:pPr>
-        <w:pStyle w:val="p8"/>
-      </w:pPr>
-      <w:r>
-        <w:t>•</w:t>
-      </w:r>
-      <w:r>
-        <w:rPr>
-          <w:rStyle w:val="apple-tab-span"/>
-          <w:rFonts w:eastAsiaTheme="majorEastAsia"/>
-        </w:rPr>
-        <w:t xml:space="preserve"> </w:t>
-      </w:r>
-      <w:r>
-        <w:t xml:space="preserve">I would create </w:t>
-      </w:r>
-      <w:r>
-        <w:rPr>
-          <w:rStyle w:val="s1"/>
-          <w:rFonts w:eastAsiaTheme="majorEastAsia"/>
-          <w:b/>
-          <w:bCs/>
-        </w:rPr>
-        <w:t>an automated cost-comparison tool</w:t>
-      </w:r>
-      <w:r>
-        <w:t xml:space="preserve"> to quickly visualize the trade-offs between multiple POI options in future projects.</w:t>
-      </w:r>
-    </w:p>
-    <w:p>
-      <w:pPr>
-        <w:pStyle w:val="p1"/>
-      </w:pPr>
-      <w:r>
-        <w:rPr>
-          <w:b/>
-          <w:bCs/>
-        </w:rPr>
-        <w:t>Amazon Leadership Principles Demonstrated:</w:t>
-      </w:r>
-    </w:p>
-    <w:p>
-      <w:pPr>
-        <w:pStyle w:val="p2"/>
-      </w:pPr>
-      <w:r>
-        <w:rPr>
-          <w:rFonts w:ascii="Apple Color Emoji" w:hAnsi="Apple Color Emoji" w:cs="Apple Color Emoji"/>
-        </w:rPr>
-        <w:t>✔</w:t>
-      </w:r>
-      <w:r>
-        <w:t xml:space="preserve"> </w:t>
-      </w:r>
-      <w:r>
-        <w:rPr>
-          <w:rStyle w:val="s1"/>
-          <w:rFonts w:eastAsiaTheme="majorEastAsia"/>
-          <w:b/>
-          <w:bCs/>
-        </w:rPr>
-        <w:t>Customer Obsession</w:t>
-      </w:r>
-      <w:r>
-        <w:t xml:space="preserve"> – Ensured the customer’s needs were met while balancing long-term reliability.</w:t>
-      </w:r>
-    </w:p>
-    <w:p>
-      <w:pPr>
-        <w:pStyle w:val="p2"/>
-      </w:pPr>
-      <w:r>
-        <w:rPr>
-          <w:rFonts w:ascii="Apple Color Emoji" w:hAnsi="Apple Color Emoji" w:cs="Apple Color Emoji"/>
-        </w:rPr>
-        <w:t>✔</w:t>
-      </w:r>
-      <w:r>
-        <w:t xml:space="preserve"> </w:t>
-      </w:r>
-      <w:r>
-        <w:rPr>
-          <w:rStyle w:val="s1"/>
-          <w:rFonts w:eastAsiaTheme="majorEastAsia"/>
-          <w:b/>
-          <w:bCs/>
-        </w:rPr>
-        <w:t>Earn Trust</w:t>
-      </w:r>
-      <w:r>
-        <w:t xml:space="preserve"> – Gained credibility by transparently explaining the trade-offs.</w:t>
-      </w:r>
-    </w:p>
-    <w:p>
-      <w:pPr>
-        <w:pStyle w:val="p1"/>
-      </w:pPr>
-      <w:r>
-        <w:rPr>
-          <w:rStyle w:val="s2"/>
-          <w:rFonts w:ascii="Apple Color Emoji" w:eastAsiaTheme="majorEastAsia" w:hAnsi="Apple Color Emoji" w:cs="Apple Color Emoji"/>
-        </w:rPr>
-        <w:t>✔</w:t>
-      </w:r>
-      <w:r>
-        <w:rPr>
-          <w:rStyle w:val="s2"/>
-          <w:rFonts w:eastAsiaTheme="majorEastAsia"/>
-        </w:rPr>
-        <w:t xml:space="preserve"> </w:t>
-      </w:r>
-      <w:r>
-        <w:rPr>
-          <w:b/>
-          <w:bCs/>
-        </w:rPr>
-        <w:t>Dive Deep</w:t>
-      </w:r>
-      <w:r>
-        <w:rPr>
-          <w:rStyle w:val="s2"/>
-          <w:rFonts w:eastAsiaTheme="majorEastAsia"/>
-        </w:rPr>
-        <w:t xml:space="preserve"> – Performed a </w:t>
-      </w:r>
-      <w:r>
-        <w:rPr>
-          <w:b/>
-          <w:bCs/>
-        </w:rPr>
-        <w:t>detailed technical and financial analysis</w:t>
-      </w:r>
-      <w:r>
-        <w:rPr>
-          <w:rStyle w:val="s2"/>
-          <w:rFonts w:eastAsiaTheme="majorEastAsia"/>
-        </w:rPr>
-        <w:t xml:space="preserve"> to find the best solution.</w:t>
-      </w:r>
-    </w:p>
-    <w:p>
-      <w:pPr>
-        <w:pStyle w:val="p2"/>
-      </w:pPr>
-      <w:r>
-        <w:rPr>
-          <w:rFonts w:ascii="Apple Color Emoji" w:hAnsi="Apple Color Emoji" w:cs="Apple Color Emoji"/>
-        </w:rPr>
-        <w:t>✔</w:t>
-      </w:r>
-      <w:r>
-        <w:t xml:space="preserve"> </w:t>
-      </w:r>
-      <w:r>
-        <w:rPr>
-          <w:rStyle w:val="s1"/>
-          <w:rFonts w:eastAsiaTheme="majorEastAsia"/>
-          <w:b/>
-          <w:bCs/>
-        </w:rPr>
-        <w:t>Deliver Results</w:t>
-      </w:r>
-      <w:r>
-        <w:t xml:space="preserve"> – Successfully identified a </w:t>
-      </w:r>
-      <w:r>
-        <w:rPr>
-          <w:rStyle w:val="s1"/>
-          <w:rFonts w:eastAsiaTheme="majorEastAsia"/>
-          <w:b/>
-          <w:bCs/>
-        </w:rPr>
-        <w:t>cost-effective solution</w:t>
-      </w:r>
-      <w:r>
-        <w:t>, saving $8M and improving grid stability.</w:t>
-      </w:r>
-    </w:p>
-    <w:p>
-      <w:pPr>
-        <w:pStyle w:val="p1"/>
-      </w:pPr>
-      <w:r>
-        <w:rPr>
-          <w:b/>
-          <w:bCs/>
-        </w:rPr>
-        <w:t>STAR Response: Stepping Beyond My Role to Enhance Operator Training</w:t>
-      </w:r>
-    </w:p>
-    <w:p>
-      <w:pPr>
-        <w:pStyle w:val="p2"/>
-      </w:pPr>
-    </w:p>
-    <w:p>
-      <w:pPr>
         <w:pStyle w:val="p3"/>
       </w:pPr>
       <w:r>
@@ -4046,7 +4604,6 @@
           <w:b/>
           <w:bCs/>
         </w:rPr>
-        <w:lastRenderedPageBreak/>
         <w:t>Question:</w:t>
       </w:r>
       <w:r>
@@ -4423,58 +4980,530 @@
           <w:rStyle w:val="s1"/>
           <w:rFonts w:eastAsiaTheme="majorEastAsia"/>
         </w:rPr>
+        <w:t xml:space="preserve">To accomplish this, I </w:t>
+      </w:r>
+      <w:r>
+        <w:rPr>
+          <w:b/>
+          <w:bCs/>
+        </w:rPr>
+        <w:t>volunteered to work directly with operators</w:t>
+      </w:r>
+      <w:r>
+        <w:rPr>
+          <w:rStyle w:val="s1"/>
+          <w:rFonts w:eastAsiaTheme="majorEastAsia"/>
+        </w:rPr>
+        <w:t xml:space="preserve"> on shift as a </w:t>
+      </w:r>
+      <w:r>
+        <w:rPr>
+          <w:b/>
+          <w:bCs/>
+        </w:rPr>
+        <w:t>Real-Time Engineer</w:t>
+      </w:r>
+      <w:r>
+        <w:rPr>
+          <w:rStyle w:val="s1"/>
+          <w:rFonts w:eastAsiaTheme="majorEastAsia"/>
+        </w:rPr>
+        <w:t xml:space="preserve">—even though this was </w:t>
+      </w:r>
+      <w:r>
+        <w:rPr>
+          <w:b/>
+          <w:bCs/>
+        </w:rPr>
+        <w:t>outside my official responsibilities</w:t>
+      </w:r>
+      <w:r>
+        <w:rPr>
+          <w:rStyle w:val="s1"/>
+          <w:rFonts w:eastAsiaTheme="majorEastAsia"/>
+        </w:rPr>
+        <w:t>. By working alongside them, I:</w:t>
+      </w:r>
+    </w:p>
+    <w:p>
+      <w:pPr>
+        <w:pStyle w:val="p4"/>
+      </w:pPr>
+      <w:r>
+        <w:t>1.</w:t>
+      </w:r>
+      <w:r>
+        <w:rPr>
+          <w:rStyle w:val="apple-tab-span"/>
+          <w:rFonts w:eastAsiaTheme="majorEastAsia"/>
+        </w:rPr>
+        <w:t xml:space="preserve"> </w:t>
+      </w:r>
+      <w:r>
+        <w:rPr>
+          <w:rStyle w:val="s2"/>
+          <w:rFonts w:eastAsiaTheme="majorEastAsia"/>
+          <w:b/>
+          <w:bCs/>
+        </w:rPr>
+        <w:t>Observed real-time operations</w:t>
+      </w:r>
+      <w:r>
+        <w:t>—monitoring how operators handled contingencies, collaborated with different desks (Transmission, Reliability, RUC, Generation, and Shift Supervisors), and executed grid stability measures.</w:t>
+      </w:r>
+    </w:p>
+    <w:p>
+      <w:pPr>
+        <w:pStyle w:val="p5"/>
+      </w:pPr>
+      <w:r>
+        <w:rPr>
+          <w:rStyle w:val="s1"/>
+          <w:rFonts w:eastAsiaTheme="majorEastAsia"/>
+        </w:rPr>
+        <w:t>2.</w:t>
+      </w:r>
+      <w:r>
+        <w:rPr>
+          <w:rStyle w:val="apple-tab-span"/>
+          <w:rFonts w:eastAsiaTheme="majorEastAsia"/>
+        </w:rPr>
+        <w:t xml:space="preserve"> </w:t>
+      </w:r>
+      <w:r>
+        <w:rPr>
+          <w:b/>
+          <w:bCs/>
+        </w:rPr>
+        <w:t>Identified training gaps</w:t>
+      </w:r>
+      <w:r>
+        <w:rPr>
+          <w:rStyle w:val="s1"/>
+          <w:rFonts w:eastAsiaTheme="majorEastAsia"/>
+        </w:rPr>
+        <w:t xml:space="preserve">—seeing firsthand where theoretical training </w:t>
+      </w:r>
+      <w:r>
+        <w:rPr>
+          <w:b/>
+          <w:bCs/>
+        </w:rPr>
+        <w:t>fell short in practical application</w:t>
+      </w:r>
+      <w:r>
+        <w:rPr>
+          <w:rStyle w:val="s1"/>
+          <w:rFonts w:eastAsiaTheme="majorEastAsia"/>
+        </w:rPr>
+        <w:t>.</w:t>
+      </w:r>
+    </w:p>
+    <w:p>
+      <w:pPr>
+        <w:pStyle w:val="p4"/>
+      </w:pPr>
+      <w:r>
+        <w:t>3.</w:t>
+      </w:r>
+      <w:r>
+        <w:rPr>
+          <w:rStyle w:val="apple-tab-span"/>
+          <w:rFonts w:eastAsiaTheme="majorEastAsia"/>
+        </w:rPr>
+        <w:t xml:space="preserve"> </w:t>
+      </w:r>
+      <w:r>
+        <w:rPr>
+          <w:rStyle w:val="s2"/>
+          <w:rFonts w:eastAsiaTheme="majorEastAsia"/>
+          <w:b/>
+          <w:bCs/>
+        </w:rPr>
+        <w:t>Gathered direct feedback from operators</w:t>
+      </w:r>
+      <w:r>
+        <w:t>, understanding their challenges and pain points.</w:t>
+      </w:r>
+    </w:p>
+    <w:p>
+      <w:pPr>
+        <w:pStyle w:val="p5"/>
+      </w:pPr>
+      <w:r>
+        <w:rPr>
+          <w:rStyle w:val="s1"/>
+          <w:rFonts w:eastAsiaTheme="majorEastAsia"/>
+        </w:rPr>
+        <w:t>4.</w:t>
+      </w:r>
+      <w:r>
+        <w:rPr>
+          <w:rStyle w:val="apple-tab-span"/>
+          <w:rFonts w:eastAsiaTheme="majorEastAsia"/>
+        </w:rPr>
+        <w:t xml:space="preserve"> </w:t>
+      </w:r>
+      <w:r>
+        <w:rPr>
+          <w:b/>
+          <w:bCs/>
+        </w:rPr>
+        <w:t>Integrated real incidents into training simulations</w:t>
+      </w:r>
+      <w:r>
+        <w:rPr>
+          <w:rStyle w:val="s1"/>
+          <w:rFonts w:eastAsiaTheme="majorEastAsia"/>
+        </w:rPr>
+        <w:t xml:space="preserve">—ensuring scenarios were </w:t>
+      </w:r>
+      <w:r>
+        <w:rPr>
+          <w:b/>
+          <w:bCs/>
+        </w:rPr>
+        <w:t>realistic, up-to-date, and actionable</w:t>
+      </w:r>
+      <w:r>
+        <w:rPr>
+          <w:rStyle w:val="s1"/>
+          <w:rFonts w:eastAsiaTheme="majorEastAsia"/>
+        </w:rPr>
+        <w:t>.</w:t>
+      </w:r>
+    </w:p>
+    <w:p>
+      <w:pPr>
+        <w:pStyle w:val="p4"/>
+      </w:pPr>
+      <w:r>
+        <w:t>5.</w:t>
+      </w:r>
+      <w:r>
+        <w:rPr>
+          <w:rStyle w:val="apple-tab-span"/>
+          <w:rFonts w:eastAsiaTheme="majorEastAsia"/>
+        </w:rPr>
+        <w:t xml:space="preserve"> </w:t>
+      </w:r>
+      <w:r>
+        <w:rPr>
+          <w:rStyle w:val="s2"/>
+          <w:rFonts w:eastAsiaTheme="majorEastAsia"/>
+          <w:b/>
+          <w:bCs/>
+        </w:rPr>
+        <w:t>Developed a “Lessons Learned” section</w:t>
+      </w:r>
+      <w:r>
+        <w:t>—incorporating previous grid events, failures, and best practices.</w:t>
+      </w:r>
+    </w:p>
+    <w:p>
+      <w:pPr>
+        <w:pStyle w:val="p4"/>
+      </w:pPr>
+      <w:r>
+        <w:t>6.</w:t>
+      </w:r>
+      <w:r>
+        <w:rPr>
+          <w:rStyle w:val="apple-tab-span"/>
+          <w:rFonts w:eastAsiaTheme="majorEastAsia"/>
+        </w:rPr>
+        <w:t xml:space="preserve"> </w:t>
+      </w:r>
+      <w:r>
+        <w:rPr>
+          <w:rStyle w:val="s2"/>
+          <w:rFonts w:eastAsiaTheme="majorEastAsia"/>
+          <w:b/>
+          <w:bCs/>
+        </w:rPr>
+        <w:t>Created quick-reference materials</w:t>
+      </w:r>
+      <w:r>
+        <w:t xml:space="preserve">—including </w:t>
+      </w:r>
+      <w:r>
+        <w:rPr>
+          <w:rStyle w:val="s2"/>
+          <w:rFonts w:eastAsiaTheme="majorEastAsia"/>
+          <w:b/>
+          <w:bCs/>
+        </w:rPr>
+        <w:t>cheat sheets and emergency procedures</w:t>
+      </w:r>
+      <w:r>
+        <w:t xml:space="preserve"> for frequency events, voltage issues, and corrective actions.</w:t>
+      </w:r>
+    </w:p>
+    <w:p>
+      <w:pPr>
+        <w:pStyle w:val="p1"/>
+      </w:pPr>
+      <w:r>
+        <w:rPr>
+          <w:b/>
+          <w:bCs/>
+        </w:rPr>
+        <w:t>Result:</w:t>
+      </w:r>
+    </w:p>
+    <w:p>
+      <w:pPr>
+        <w:pStyle w:val="p2"/>
+      </w:pPr>
+    </w:p>
+    <w:p>
+      <w:pPr>
+        <w:pStyle w:val="p3"/>
+      </w:pPr>
+      <w:r>
+        <w:rPr>
+          <w:rFonts w:ascii="Apple Color Emoji" w:hAnsi="Apple Color Emoji" w:cs="Apple Color Emoji"/>
+        </w:rPr>
+        <w:t>✔</w:t>
+      </w:r>
+      <w:r>
+        <w:t xml:space="preserve"> </w:t>
+      </w:r>
+      <w:r>
+        <w:rPr>
+          <w:rStyle w:val="s1"/>
+          <w:rFonts w:eastAsiaTheme="majorEastAsia"/>
+          <w:b/>
+          <w:bCs/>
+        </w:rPr>
+        <w:t>More effective training:</w:t>
+      </w:r>
+      <w:r>
+        <w:t xml:space="preserve"> Operators received a </w:t>
+      </w:r>
+      <w:r>
+        <w:rPr>
+          <w:rStyle w:val="s1"/>
+          <w:rFonts w:eastAsiaTheme="majorEastAsia"/>
+          <w:b/>
+          <w:bCs/>
+        </w:rPr>
+        <w:t>highly improved, realistic simulation</w:t>
+      </w:r>
+      <w:r>
+        <w:t>, preparing them for future incidents.</w:t>
+      </w:r>
+    </w:p>
+    <w:p>
+      <w:pPr>
+        <w:pStyle w:val="p3"/>
+      </w:pPr>
+      <w:r>
+        <w:rPr>
+          <w:rFonts w:ascii="Apple Color Emoji" w:hAnsi="Apple Color Emoji" w:cs="Apple Color Emoji"/>
+        </w:rPr>
+        <w:t>✔</w:t>
+      </w:r>
+      <w:r>
+        <w:t xml:space="preserve"> </w:t>
+      </w:r>
+      <w:r>
+        <w:rPr>
+          <w:rStyle w:val="s1"/>
+          <w:rFonts w:eastAsiaTheme="majorEastAsia"/>
+          <w:b/>
+          <w:bCs/>
+        </w:rPr>
+        <w:t>Grid reliability improved:</w:t>
+      </w:r>
+      <w:r>
+        <w:t xml:space="preserve"> When the next </w:t>
+      </w:r>
+      <w:r>
+        <w:rPr>
+          <w:rStyle w:val="s1"/>
+          <w:rFonts w:eastAsiaTheme="majorEastAsia"/>
+          <w:b/>
+          <w:bCs/>
+        </w:rPr>
+        <w:t>state estimator failure</w:t>
+      </w:r>
+      <w:r>
+        <w:t xml:space="preserve"> occurred, operators </w:t>
+      </w:r>
+      <w:r>
+        <w:rPr>
+          <w:rStyle w:val="s1"/>
+          <w:rFonts w:eastAsiaTheme="majorEastAsia"/>
+          <w:b/>
+          <w:bCs/>
+        </w:rPr>
+        <w:t>executed RTA assessments confidently</w:t>
+      </w:r>
+      <w:r>
+        <w:t>, maintaining grid stability and preventing blackouts.</w:t>
+      </w:r>
+    </w:p>
+    <w:p>
+      <w:pPr>
+        <w:pStyle w:val="p3"/>
+      </w:pPr>
+      <w:r>
+        <w:rPr>
+          <w:rFonts w:ascii="Apple Color Emoji" w:hAnsi="Apple Color Emoji" w:cs="Apple Color Emoji"/>
+        </w:rPr>
+        <w:t>✔</w:t>
+      </w:r>
+      <w:r>
+        <w:t xml:space="preserve"> </w:t>
+      </w:r>
+      <w:r>
+        <w:rPr>
+          <w:rStyle w:val="s1"/>
+          <w:rFonts w:eastAsiaTheme="majorEastAsia"/>
+          <w:b/>
+          <w:bCs/>
+        </w:rPr>
+        <w:t>Leadership recognition:</w:t>
+      </w:r>
+      <w:r>
+        <w:t xml:space="preserve"> My initiative was acknowledged, and my </w:t>
+      </w:r>
+      <w:r>
+        <w:rPr>
+          <w:rStyle w:val="s1"/>
+          <w:rFonts w:eastAsiaTheme="majorEastAsia"/>
+          <w:b/>
+          <w:bCs/>
+        </w:rPr>
+        <w:t>approach was set as a best practice</w:t>
+      </w:r>
+      <w:r>
+        <w:t xml:space="preserve"> for future training instructors.</w:t>
+      </w:r>
+    </w:p>
+    <w:p>
+      <w:pPr>
+        <w:pStyle w:val="p4"/>
+      </w:pPr>
+      <w:r>
+        <w:rPr>
+          <w:rStyle w:val="s2"/>
+          <w:rFonts w:ascii="Apple Color Emoji" w:eastAsiaTheme="majorEastAsia" w:hAnsi="Apple Color Emoji" w:cs="Apple Color Emoji"/>
+        </w:rPr>
+        <w:t>✔</w:t>
+      </w:r>
+      <w:r>
+        <w:rPr>
+          <w:rStyle w:val="s2"/>
+          <w:rFonts w:eastAsiaTheme="majorEastAsia"/>
+        </w:rPr>
+        <w:t xml:space="preserve"> </w:t>
+      </w:r>
+      <w:r>
+        <w:rPr>
+          <w:b/>
+          <w:bCs/>
+        </w:rPr>
+        <w:t>Culture shift:</w:t>
+      </w:r>
+      <w:r>
+        <w:rPr>
+          <w:rStyle w:val="s2"/>
+          <w:rFonts w:eastAsiaTheme="majorEastAsia"/>
+        </w:rPr>
+        <w:t xml:space="preserve"> By </w:t>
+      </w:r>
+      <w:r>
+        <w:rPr>
+          <w:b/>
+          <w:bCs/>
+        </w:rPr>
+        <w:t>centering operators as the “customer”</w:t>
+      </w:r>
+      <w:r>
+        <w:rPr>
+          <w:rStyle w:val="s2"/>
+          <w:rFonts w:eastAsiaTheme="majorEastAsia"/>
+        </w:rPr>
+        <w:t xml:space="preserve">, I raised the standard of training and ensured it aligned with </w:t>
+      </w:r>
+      <w:r>
+        <w:rPr>
+          <w:b/>
+          <w:bCs/>
+        </w:rPr>
+        <w:t>real-world operational needs</w:t>
+      </w:r>
+      <w:r>
+        <w:rPr>
+          <w:rStyle w:val="s2"/>
+          <w:rFonts w:eastAsiaTheme="majorEastAsia"/>
+        </w:rPr>
+        <w:t>.</w:t>
+      </w:r>
+    </w:p>
+    <w:p>
+      <w:pPr>
+        <w:pStyle w:val="p1"/>
+      </w:pPr>
+      <w:r>
+        <w:rPr>
+          <w:b/>
+          <w:bCs/>
+        </w:rPr>
+        <w:t>Reflection – What I Would Do Differently:</w:t>
+      </w:r>
+    </w:p>
+    <w:p>
+      <w:pPr>
+        <w:pStyle w:val="p2"/>
+      </w:pPr>
+      <w:r>
+        <w:t>•</w:t>
+      </w:r>
+      <w:r>
+        <w:rPr>
+          <w:rStyle w:val="apple-tab-span"/>
+          <w:rFonts w:eastAsiaTheme="majorEastAsia"/>
+        </w:rPr>
+        <w:t xml:space="preserve"> </w:t>
+      </w:r>
+      <w:r>
+        <w:t xml:space="preserve">I would </w:t>
+      </w:r>
+      <w:r>
+        <w:rPr>
+          <w:rStyle w:val="s1"/>
+          <w:rFonts w:eastAsiaTheme="majorEastAsia"/>
+          <w:b/>
+          <w:bCs/>
+        </w:rPr>
+        <w:t>formalize a feedback loop</w:t>
+      </w:r>
+      <w:r>
+        <w:t xml:space="preserve"> where operators could continually contribute </w:t>
+      </w:r>
+      <w:r>
+        <w:rPr>
+          <w:rStyle w:val="s1"/>
+          <w:rFonts w:eastAsiaTheme="majorEastAsia"/>
+          <w:b/>
+          <w:bCs/>
+        </w:rPr>
+        <w:t>real-world scenarios</w:t>
+      </w:r>
+      <w:r>
+        <w:t xml:space="preserve"> to training updates.</w:t>
+      </w:r>
+    </w:p>
+    <w:p>
+      <w:pPr>
+        <w:pStyle w:val="p2"/>
+      </w:pPr>
+      <w:r>
         <w:lastRenderedPageBreak/>
-        <w:t xml:space="preserve">To accomplish this, I </w:t>
-      </w:r>
-      <w:r>
-        <w:rPr>
-          <w:b/>
-          <w:bCs/>
-        </w:rPr>
-        <w:t>volunteered to work directly with operators</w:t>
-      </w:r>
-      <w:r>
-        <w:rPr>
-          <w:rStyle w:val="s1"/>
-          <w:rFonts w:eastAsiaTheme="majorEastAsia"/>
-        </w:rPr>
-        <w:t xml:space="preserve"> on shift as a </w:t>
-      </w:r>
-      <w:r>
-        <w:rPr>
-          <w:b/>
-          <w:bCs/>
-        </w:rPr>
-        <w:t>Real-Time Engineer</w:t>
-      </w:r>
-      <w:r>
-        <w:rPr>
-          <w:rStyle w:val="s1"/>
-          <w:rFonts w:eastAsiaTheme="majorEastAsia"/>
-        </w:rPr>
-        <w:t xml:space="preserve">—even though this was </w:t>
-      </w:r>
-      <w:r>
-        <w:rPr>
-          <w:b/>
-          <w:bCs/>
-        </w:rPr>
-        <w:t>outside my official responsibilities</w:t>
-      </w:r>
-      <w:r>
-        <w:rPr>
-          <w:rStyle w:val="s1"/>
-          <w:rFonts w:eastAsiaTheme="majorEastAsia"/>
-        </w:rPr>
-        <w:t>. By working alongside them, I:</w:t>
-      </w:r>
-    </w:p>
-    <w:p>
-      <w:pPr>
-        <w:pStyle w:val="p4"/>
-      </w:pPr>
-      <w:r>
-        <w:t>1.</w:t>
+        <w:t>•</w:t>
       </w:r>
       <w:r>
         <w:rPr>
@@ -4484,499 +5513,26 @@
         <w:t xml:space="preserve"> </w:t>
       </w:r>
       <w:r>
-        <w:rPr>
-          <w:rStyle w:val="s2"/>
-          <w:rFonts w:eastAsiaTheme="majorEastAsia"/>
-          <w:b/>
-          <w:bCs/>
-        </w:rPr>
-        <w:t>Observed real-time operations</w:t>
-      </w:r>
-      <w:r>
-        <w:t>—monitoring how operators handled contingencies, collaborated with different desks (Transmission, Reliability, RUC, Generation, and Shift Supervisors), and executed grid stability measures.</w:t>
-      </w:r>
-    </w:p>
-    <w:p>
-      <w:pPr>
-        <w:pStyle w:val="p5"/>
-      </w:pPr>
-      <w:r>
-        <w:rPr>
-          <w:rStyle w:val="s1"/>
-          <w:rFonts w:eastAsiaTheme="majorEastAsia"/>
-        </w:rPr>
-        <w:t>2.</w:t>
-      </w:r>
-      <w:r>
-        <w:rPr>
-          <w:rStyle w:val="apple-tab-span"/>
-          <w:rFonts w:eastAsiaTheme="majorEastAsia"/>
-        </w:rPr>
-        <w:t xml:space="preserve"> </w:t>
-      </w:r>
-      <w:r>
-        <w:rPr>
-          <w:b/>
-          <w:bCs/>
-        </w:rPr>
-        <w:t>Identified training gaps</w:t>
-      </w:r>
-      <w:r>
-        <w:rPr>
-          <w:rStyle w:val="s1"/>
-          <w:rFonts w:eastAsiaTheme="majorEastAsia"/>
-        </w:rPr>
-        <w:t xml:space="preserve">—seeing firsthand where theoretical training </w:t>
-      </w:r>
-      <w:r>
-        <w:rPr>
-          <w:b/>
-          <w:bCs/>
-        </w:rPr>
-        <w:t>fell short in practical application</w:t>
-      </w:r>
-      <w:r>
-        <w:rPr>
-          <w:rStyle w:val="s1"/>
-          <w:rFonts w:eastAsiaTheme="majorEastAsia"/>
-        </w:rPr>
-        <w:t>.</w:t>
-      </w:r>
-    </w:p>
-    <w:p>
-      <w:pPr>
-        <w:pStyle w:val="p4"/>
-      </w:pPr>
-      <w:r>
-        <w:t>3.</w:t>
-      </w:r>
-      <w:r>
-        <w:rPr>
-          <w:rStyle w:val="apple-tab-span"/>
-          <w:rFonts w:eastAsiaTheme="majorEastAsia"/>
-        </w:rPr>
-        <w:t xml:space="preserve"> </w:t>
-      </w:r>
-      <w:r>
-        <w:rPr>
-          <w:rStyle w:val="s2"/>
-          <w:rFonts w:eastAsiaTheme="majorEastAsia"/>
-          <w:b/>
-          <w:bCs/>
-        </w:rPr>
-        <w:t>Gathered direct feedback from operators</w:t>
-      </w:r>
-      <w:r>
-        <w:t>, understanding their challenges and pain points.</w:t>
-      </w:r>
-    </w:p>
-    <w:p>
-      <w:pPr>
-        <w:pStyle w:val="p5"/>
-      </w:pPr>
-      <w:r>
-        <w:rPr>
-          <w:rStyle w:val="s1"/>
-          <w:rFonts w:eastAsiaTheme="majorEastAsia"/>
-        </w:rPr>
-        <w:t>4.</w:t>
-      </w:r>
-      <w:r>
-        <w:rPr>
-          <w:rStyle w:val="apple-tab-span"/>
-          <w:rFonts w:eastAsiaTheme="majorEastAsia"/>
-        </w:rPr>
-        <w:t xml:space="preserve"> </w:t>
-      </w:r>
-      <w:r>
-        <w:rPr>
-          <w:b/>
-          <w:bCs/>
-        </w:rPr>
-        <w:t>Integrated real incidents into training simulations</w:t>
-      </w:r>
-      <w:r>
-        <w:rPr>
-          <w:rStyle w:val="s1"/>
-          <w:rFonts w:eastAsiaTheme="majorEastAsia"/>
-        </w:rPr>
-        <w:t xml:space="preserve">—ensuring scenarios were </w:t>
-      </w:r>
-      <w:r>
-        <w:rPr>
-          <w:b/>
-          <w:bCs/>
-        </w:rPr>
-        <w:t>realistic, up-to-date, and actionable</w:t>
-      </w:r>
-      <w:r>
-        <w:rPr>
-          <w:rStyle w:val="s1"/>
-          <w:rFonts w:eastAsiaTheme="majorEastAsia"/>
-        </w:rPr>
-        <w:t>.</w:t>
-      </w:r>
-    </w:p>
-    <w:p>
-      <w:pPr>
-        <w:pStyle w:val="p4"/>
-      </w:pPr>
-      <w:r>
-        <w:t>5.</w:t>
-      </w:r>
-      <w:r>
-        <w:rPr>
-          <w:rStyle w:val="apple-tab-span"/>
-          <w:rFonts w:eastAsiaTheme="majorEastAsia"/>
-        </w:rPr>
-        <w:t xml:space="preserve"> </w:t>
-      </w:r>
-      <w:r>
-        <w:rPr>
-          <w:rStyle w:val="s2"/>
-          <w:rFonts w:eastAsiaTheme="majorEastAsia"/>
-          <w:b/>
-          <w:bCs/>
-        </w:rPr>
-        <w:t>Developed a “Lessons Learned” section</w:t>
-      </w:r>
-      <w:r>
-        <w:t>—incorporating previous grid events, failures, and best practices.</w:t>
-      </w:r>
-    </w:p>
-    <w:p>
-      <w:pPr>
-        <w:pStyle w:val="p4"/>
-      </w:pPr>
-      <w:r>
-        <w:t>6.</w:t>
-      </w:r>
-      <w:r>
-        <w:rPr>
-          <w:rStyle w:val="apple-tab-span"/>
-          <w:rFonts w:eastAsiaTheme="majorEastAsia"/>
-        </w:rPr>
-        <w:t xml:space="preserve"> </w:t>
-      </w:r>
-      <w:r>
-        <w:rPr>
-          <w:rStyle w:val="s2"/>
-          <w:rFonts w:eastAsiaTheme="majorEastAsia"/>
-          <w:b/>
-          <w:bCs/>
-        </w:rPr>
-        <w:t>Created quick-reference materials</w:t>
-      </w:r>
-      <w:r>
-        <w:t xml:space="preserve">—including </w:t>
-      </w:r>
-      <w:r>
-        <w:rPr>
-          <w:rStyle w:val="s2"/>
-          <w:rFonts w:eastAsiaTheme="majorEastAsia"/>
-          <w:b/>
-          <w:bCs/>
-        </w:rPr>
-        <w:t>cheat sheets and emergency procedures</w:t>
-      </w:r>
-      <w:r>
-        <w:t xml:space="preserve"> for frequency events, voltage issues, and corrective actions.</w:t>
-      </w:r>
-    </w:p>
-    <w:p>
-      <w:pPr>
-        <w:pStyle w:val="p1"/>
-      </w:pPr>
-      <w:r>
-        <w:rPr>
-          <w:b/>
-          <w:bCs/>
-        </w:rPr>
-        <w:t>Result:</w:t>
+        <w:t xml:space="preserve">I would implement an </w:t>
+      </w:r>
+      <w:r>
+        <w:rPr>
+          <w:rStyle w:val="s1"/>
+          <w:rFonts w:eastAsiaTheme="majorEastAsia"/>
+          <w:b/>
+          <w:bCs/>
+        </w:rPr>
+        <w:t>operator “shadowing” program</w:t>
+      </w:r>
+      <w:r>
+        <w:t xml:space="preserve"> for future instructors to ensure ongoing improvements.</w:t>
       </w:r>
     </w:p>
     <w:p>
       <w:pPr>
         <w:pStyle w:val="p2"/>
       </w:pPr>
-    </w:p>
-    <w:p>
-      <w:pPr>
-        <w:pStyle w:val="p3"/>
-      </w:pPr>
-      <w:r>
-        <w:rPr>
-          <w:rFonts w:ascii="Apple Color Emoji" w:hAnsi="Apple Color Emoji" w:cs="Apple Color Emoji"/>
-        </w:rPr>
-        <w:t>✔</w:t>
-      </w:r>
-      <w:r>
-        <w:t xml:space="preserve"> </w:t>
-      </w:r>
-      <w:r>
-        <w:rPr>
-          <w:rStyle w:val="s1"/>
-          <w:rFonts w:eastAsiaTheme="majorEastAsia"/>
-          <w:b/>
-          <w:bCs/>
-        </w:rPr>
-        <w:t>More effective training:</w:t>
-      </w:r>
-      <w:r>
-        <w:t xml:space="preserve"> Operators received a </w:t>
-      </w:r>
-      <w:r>
-        <w:rPr>
-          <w:rStyle w:val="s1"/>
-          <w:rFonts w:eastAsiaTheme="majorEastAsia"/>
-          <w:b/>
-          <w:bCs/>
-        </w:rPr>
-        <w:t>highly improved, realistic simulation</w:t>
-      </w:r>
-      <w:r>
-        <w:t>, preparing them for future incidents.</w:t>
-      </w:r>
-    </w:p>
-    <w:p>
-      <w:pPr>
-        <w:pStyle w:val="p3"/>
-      </w:pPr>
-      <w:r>
-        <w:rPr>
-          <w:rFonts w:ascii="Apple Color Emoji" w:hAnsi="Apple Color Emoji" w:cs="Apple Color Emoji"/>
-        </w:rPr>
-        <w:t>✔</w:t>
-      </w:r>
-      <w:r>
-        <w:t xml:space="preserve"> </w:t>
-      </w:r>
-      <w:r>
-        <w:rPr>
-          <w:rStyle w:val="s1"/>
-          <w:rFonts w:eastAsiaTheme="majorEastAsia"/>
-          <w:b/>
-          <w:bCs/>
-        </w:rPr>
-        <w:t>Grid reliability improved:</w:t>
-      </w:r>
-      <w:r>
-        <w:t xml:space="preserve"> When the next </w:t>
-      </w:r>
-      <w:r>
-        <w:rPr>
-          <w:rStyle w:val="s1"/>
-          <w:rFonts w:eastAsiaTheme="majorEastAsia"/>
-          <w:b/>
-          <w:bCs/>
-        </w:rPr>
-        <w:t>state estimator failure</w:t>
-      </w:r>
-      <w:r>
-        <w:t xml:space="preserve"> occurred, operators </w:t>
-      </w:r>
-      <w:r>
-        <w:rPr>
-          <w:rStyle w:val="s1"/>
-          <w:rFonts w:eastAsiaTheme="majorEastAsia"/>
-          <w:b/>
-          <w:bCs/>
-        </w:rPr>
-        <w:t>executed RTA assessments confidently</w:t>
-      </w:r>
-      <w:r>
-        <w:t>, maintaining grid stability and preventing blackouts.</w:t>
-      </w:r>
-    </w:p>
-    <w:p>
-      <w:pPr>
-        <w:pStyle w:val="p3"/>
-      </w:pPr>
-      <w:r>
-        <w:rPr>
-          <w:rFonts w:ascii="Apple Color Emoji" w:hAnsi="Apple Color Emoji" w:cs="Apple Color Emoji"/>
-        </w:rPr>
-        <w:t>✔</w:t>
-      </w:r>
-      <w:r>
-        <w:t xml:space="preserve"> </w:t>
-      </w:r>
-      <w:r>
-        <w:rPr>
-          <w:rStyle w:val="s1"/>
-          <w:rFonts w:eastAsiaTheme="majorEastAsia"/>
-          <w:b/>
-          <w:bCs/>
-        </w:rPr>
-        <w:t>Leadership recognition:</w:t>
-      </w:r>
-      <w:r>
-        <w:t xml:space="preserve"> My initiative was acknowledged, and my </w:t>
-      </w:r>
-      <w:r>
-        <w:rPr>
-          <w:rStyle w:val="s1"/>
-          <w:rFonts w:eastAsiaTheme="majorEastAsia"/>
-          <w:b/>
-          <w:bCs/>
-        </w:rPr>
-        <w:t>approach was set as a best practice</w:t>
-      </w:r>
-      <w:r>
-        <w:t xml:space="preserve"> for future training instructors.</w:t>
-      </w:r>
-    </w:p>
-    <w:p>
-      <w:pPr>
-        <w:pStyle w:val="p4"/>
-      </w:pPr>
-      <w:r>
-        <w:rPr>
-          <w:rStyle w:val="s2"/>
-          <w:rFonts w:ascii="Apple Color Emoji" w:eastAsiaTheme="majorEastAsia" w:hAnsi="Apple Color Emoji" w:cs="Apple Color Emoji"/>
-        </w:rPr>
-        <w:t>✔</w:t>
-      </w:r>
-      <w:r>
-        <w:rPr>
-          <w:rStyle w:val="s2"/>
-          <w:rFonts w:eastAsiaTheme="majorEastAsia"/>
-        </w:rPr>
-        <w:t xml:space="preserve"> </w:t>
-      </w:r>
-      <w:r>
-        <w:rPr>
-          <w:b/>
-          <w:bCs/>
-        </w:rPr>
-        <w:t>Culture shift:</w:t>
-      </w:r>
-      <w:r>
-        <w:rPr>
-          <w:rStyle w:val="s2"/>
-          <w:rFonts w:eastAsiaTheme="majorEastAsia"/>
-        </w:rPr>
-        <w:t xml:space="preserve"> By </w:t>
-      </w:r>
-      <w:r>
-        <w:rPr>
-          <w:b/>
-          <w:bCs/>
-        </w:rPr>
-        <w:t>centering operators as the “customer”</w:t>
-      </w:r>
-      <w:r>
-        <w:rPr>
-          <w:rStyle w:val="s2"/>
-          <w:rFonts w:eastAsiaTheme="majorEastAsia"/>
-        </w:rPr>
-        <w:t xml:space="preserve">, I raised the standard of training and ensured it aligned with </w:t>
-      </w:r>
-      <w:r>
-        <w:rPr>
-          <w:b/>
-          <w:bCs/>
-        </w:rPr>
-        <w:t>real-world operational needs</w:t>
-      </w:r>
-      <w:r>
-        <w:rPr>
-          <w:rStyle w:val="s2"/>
-          <w:rFonts w:eastAsiaTheme="majorEastAsia"/>
-        </w:rPr>
-        <w:t>.</w:t>
-      </w:r>
-    </w:p>
-    <w:p>
-      <w:pPr>
-        <w:pStyle w:val="p1"/>
-      </w:pPr>
-      <w:r>
-        <w:rPr>
-          <w:b/>
-          <w:bCs/>
-        </w:rPr>
-        <w:t>Reflection – What I Would Do Differently:</w:t>
-      </w:r>
-    </w:p>
-    <w:p>
-      <w:pPr>
-        <w:pStyle w:val="p2"/>
-      </w:pPr>
-      <w:r>
-        <w:t>•</w:t>
-      </w:r>
-      <w:r>
-        <w:rPr>
-          <w:rStyle w:val="apple-tab-span"/>
-          <w:rFonts w:eastAsiaTheme="majorEastAsia"/>
-        </w:rPr>
-        <w:t xml:space="preserve"> </w:t>
-      </w:r>
-      <w:r>
-        <w:t xml:space="preserve">I would </w:t>
-      </w:r>
-      <w:r>
-        <w:rPr>
-          <w:rStyle w:val="s1"/>
-          <w:rFonts w:eastAsiaTheme="majorEastAsia"/>
-          <w:b/>
-          <w:bCs/>
-        </w:rPr>
-        <w:t>formalize a feedback loop</w:t>
-      </w:r>
-      <w:r>
-        <w:t xml:space="preserve"> where operators could continually contribute </w:t>
-      </w:r>
-      <w:r>
-        <w:rPr>
-          <w:rStyle w:val="s1"/>
-          <w:rFonts w:eastAsiaTheme="majorEastAsia"/>
-          <w:b/>
-          <w:bCs/>
-        </w:rPr>
-        <w:t>real-world scenarios</w:t>
-      </w:r>
-      <w:r>
-        <w:t xml:space="preserve"> to training updates.</w:t>
-      </w:r>
-    </w:p>
-    <w:p>
-      <w:pPr>
-        <w:pStyle w:val="p2"/>
-      </w:pPr>
-      <w:r>
-        <w:t>•</w:t>
-      </w:r>
-      <w:r>
-        <w:rPr>
-          <w:rStyle w:val="apple-tab-span"/>
-          <w:rFonts w:eastAsiaTheme="majorEastAsia"/>
-        </w:rPr>
-        <w:t xml:space="preserve"> </w:t>
-      </w:r>
-      <w:r>
-        <w:t xml:space="preserve">I would implement an </w:t>
-      </w:r>
-      <w:r>
-        <w:rPr>
-          <w:rStyle w:val="s1"/>
-          <w:rFonts w:eastAsiaTheme="majorEastAsia"/>
-          <w:b/>
-          <w:bCs/>
-        </w:rPr>
-        <w:t>operator “shadowing” program</w:t>
-      </w:r>
-      <w:r>
-        <w:t xml:space="preserve"> for future instructors to ensure ongoing improvements.</w:t>
-      </w:r>
-    </w:p>
-    <w:p>
-      <w:pPr>
-        <w:pStyle w:val="p2"/>
-      </w:pPr>
-      <w:r>
-        <w:lastRenderedPageBreak/>
+      <w:r>
         <w:t>•</w:t>
       </w:r>
       <w:r>
@@ -5331,7 +5887,6 @@
           <w:b/>
           <w:bCs/>
         </w:rPr>
-        <w:lastRenderedPageBreak/>
         <w:t>STAR Response: Leading the PEC Transition to an Independent Transmission Service Provider (TSP)</w:t>
       </w:r>
     </w:p>
@@ -25034,8 +25589,8 @@
           <w:rStyle w:val="s1"/>
           <w:noProof/>
         </w:rPr>
-        <w:pict w14:anchorId="464CDE6F">
-          <v:rect id="_x0000_i1030" alt="" style="width:468pt;height:.05pt;mso-width-percent:0;mso-height-percent:0;mso-width-percent:0;mso-height-percent:0" o:hralign="center" o:hrstd="t" o:hr="t" fillcolor="#a0a0a0" stroked="f"/>
+        <w:pict w14:anchorId="723932A4">
+          <v:rect id="_x0000_i1043" alt="" style="width:468pt;height:.05pt;mso-width-percent:0;mso-height-percent:0;mso-width-percent:0;mso-height-percent:0" o:hralign="center" o:hrstd="t" o:hr="t" fillcolor="#a0a0a0" stroked="f"/>
         </w:pict>
       </w:r>
     </w:p>
@@ -25073,8 +25628,8 @@
           <w:rStyle w:val="s1"/>
           <w:noProof/>
         </w:rPr>
-        <w:pict w14:anchorId="591408B5">
-          <v:rect id="_x0000_i1029" alt="" style="width:468pt;height:.05pt;mso-width-percent:0;mso-height-percent:0;mso-width-percent:0;mso-height-percent:0" o:hralign="center" o:hrstd="t" o:hr="t" fillcolor="#a0a0a0" stroked="f"/>
+        <w:pict w14:anchorId="17B6DCF0">
+          <v:rect id="_x0000_i1042" alt="" style="width:468pt;height:.05pt;mso-width-percent:0;mso-height-percent:0;mso-width-percent:0;mso-height-percent:0" o:hralign="center" o:hrstd="t" o:hr="t" fillcolor="#a0a0a0" stroked="f"/>
         </w:pict>
       </w:r>
     </w:p>
@@ -25267,8 +25822,8 @@
           <w:rStyle w:val="s1"/>
           <w:noProof/>
         </w:rPr>
-        <w:pict w14:anchorId="5F11E725">
-          <v:rect id="_x0000_i1028" alt="" style="width:468pt;height:.05pt;mso-width-percent:0;mso-height-percent:0;mso-width-percent:0;mso-height-percent:0" o:hralign="center" o:hrstd="t" o:hr="t" fillcolor="#a0a0a0" stroked="f"/>
+        <w:pict w14:anchorId="5BE9C718">
+          <v:rect id="_x0000_i1041" alt="" style="width:468pt;height:.05pt;mso-width-percent:0;mso-height-percent:0;mso-width-percent:0;mso-height-percent:0" o:hralign="center" o:hrstd="t" o:hr="t" fillcolor="#a0a0a0" stroked="f"/>
         </w:pict>
       </w:r>
     </w:p>
@@ -25360,8 +25915,8 @@
           <w:rStyle w:val="s1"/>
           <w:noProof/>
         </w:rPr>
-        <w:pict w14:anchorId="538A8B4A">
-          <v:rect id="_x0000_i1027" alt="" style="width:468pt;height:.05pt;mso-width-percent:0;mso-height-percent:0;mso-width-percent:0;mso-height-percent:0" o:hralign="center" o:hrstd="t" o:hr="t" fillcolor="#a0a0a0" stroked="f"/>
+        <w:pict w14:anchorId="15EEF9FC">
+          <v:rect id="_x0000_i1040" alt="" style="width:468pt;height:.05pt;mso-width-percent:0;mso-height-percent:0;mso-width-percent:0;mso-height-percent:0" o:hralign="center" o:hrstd="t" o:hr="t" fillcolor="#a0a0a0" stroked="f"/>
         </w:pict>
       </w:r>
     </w:p>
@@ -25443,8 +25998,8 @@
           <w:rStyle w:val="s1"/>
           <w:noProof/>
         </w:rPr>
-        <w:pict w14:anchorId="2D421F3A">
-          <v:rect id="_x0000_i1026" alt="" style="width:468pt;height:.05pt;mso-width-percent:0;mso-height-percent:0;mso-width-percent:0;mso-height-percent:0" o:hralign="center" o:hrstd="t" o:hr="t" fillcolor="#a0a0a0" stroked="f"/>
+        <w:pict w14:anchorId="5DF8A421">
+          <v:rect id="_x0000_i1039" alt="" style="width:468pt;height:.05pt;mso-width-percent:0;mso-height-percent:0;mso-width-percent:0;mso-height-percent:0" o:hralign="center" o:hrstd="t" o:hr="t" fillcolor="#a0a0a0" stroked="f"/>
         </w:pict>
       </w:r>
     </w:p>
@@ -25605,8 +26160,8 @@
           <w:rStyle w:val="s1"/>
           <w:noProof/>
         </w:rPr>
-        <w:pict w14:anchorId="0355280F">
-          <v:rect id="_x0000_i1025" alt="" style="width:468pt;height:.05pt;mso-width-percent:0;mso-height-percent:0;mso-width-percent:0;mso-height-percent:0" o:hralign="center" o:hrstd="t" o:hr="t" fillcolor="#a0a0a0" stroked="f"/>
+        <w:pict w14:anchorId="12C734B1">
+          <v:rect id="_x0000_i1038" alt="" style="width:468pt;height:.05pt;mso-width-percent:0;mso-height-percent:0;mso-width-percent:0;mso-height-percent:0" o:hralign="center" o:hrstd="t" o:hr="t" fillcolor="#a0a0a0" stroked="f"/>
         </w:pict>
       </w:r>
     </w:p>
@@ -25894,9 +26449,9 @@
     </w:lvl>
   </w:abstractNum>
   <w:abstractNum w:abstractNumId="1" w15:restartNumberingAfterBreak="0">
-    <w:nsid w:val="402174B3"/>
+    <w:nsid w:val="2AE30366"/>
     <w:multiLevelType w:val="multilevel"/>
-    <w:tmpl w:val="8776418A"/>
+    <w:tmpl w:val="145A0C00"/>
     <w:lvl w:ilvl="0">
       <w:start w:val="1"/>
       <w:numFmt w:val="bullet"/>
@@ -26043,9 +26598,9 @@
     </w:lvl>
   </w:abstractNum>
   <w:abstractNum w:abstractNumId="2" w15:restartNumberingAfterBreak="0">
-    <w:nsid w:val="6C294118"/>
+    <w:nsid w:val="402174B3"/>
     <w:multiLevelType w:val="multilevel"/>
-    <w:tmpl w:val="F94C7D88"/>
+    <w:tmpl w:val="8776418A"/>
     <w:lvl w:ilvl="0">
       <w:start w:val="1"/>
       <w:numFmt w:val="bullet"/>
@@ -26191,14 +26746,166 @@
       </w:rPr>
     </w:lvl>
   </w:abstractNum>
+  <w:abstractNum w:abstractNumId="3" w15:restartNumberingAfterBreak="0">
+    <w:nsid w:val="6C294118"/>
+    <w:multiLevelType w:val="multilevel"/>
+    <w:tmpl w:val="F94C7D88"/>
+    <w:lvl w:ilvl="0">
+      <w:start w:val="1"/>
+      <w:numFmt w:val="bullet"/>
+      <w:lvlText w:val=""/>
+      <w:lvlJc w:val="left"/>
+      <w:pPr>
+        <w:tabs>
+          <w:tab w:val="num" w:pos="720"/>
+        </w:tabs>
+        <w:ind w:left="720" w:hanging="360"/>
+      </w:pPr>
+      <w:rPr>
+        <w:rFonts w:ascii="Symbol" w:hAnsi="Symbol" w:hint="default"/>
+        <w:sz w:val="20"/>
+      </w:rPr>
+    </w:lvl>
+    <w:lvl w:ilvl="1" w:tentative="1">
+      <w:start w:val="1"/>
+      <w:numFmt w:val="bullet"/>
+      <w:lvlText w:val="o"/>
+      <w:lvlJc w:val="left"/>
+      <w:pPr>
+        <w:tabs>
+          <w:tab w:val="num" w:pos="1440"/>
+        </w:tabs>
+        <w:ind w:left="1440" w:hanging="360"/>
+      </w:pPr>
+      <w:rPr>
+        <w:rFonts w:ascii="Courier New" w:hAnsi="Courier New" w:hint="default"/>
+        <w:sz w:val="20"/>
+      </w:rPr>
+    </w:lvl>
+    <w:lvl w:ilvl="2" w:tentative="1">
+      <w:start w:val="1"/>
+      <w:numFmt w:val="bullet"/>
+      <w:lvlText w:val=""/>
+      <w:lvlJc w:val="left"/>
+      <w:pPr>
+        <w:tabs>
+          <w:tab w:val="num" w:pos="2160"/>
+        </w:tabs>
+        <w:ind w:left="2160" w:hanging="360"/>
+      </w:pPr>
+      <w:rPr>
+        <w:rFonts w:ascii="Wingdings" w:hAnsi="Wingdings" w:hint="default"/>
+        <w:sz w:val="20"/>
+      </w:rPr>
+    </w:lvl>
+    <w:lvl w:ilvl="3" w:tentative="1">
+      <w:start w:val="1"/>
+      <w:numFmt w:val="bullet"/>
+      <w:lvlText w:val=""/>
+      <w:lvlJc w:val="left"/>
+      <w:pPr>
+        <w:tabs>
+          <w:tab w:val="num" w:pos="2880"/>
+        </w:tabs>
+        <w:ind w:left="2880" w:hanging="360"/>
+      </w:pPr>
+      <w:rPr>
+        <w:rFonts w:ascii="Wingdings" w:hAnsi="Wingdings" w:hint="default"/>
+        <w:sz w:val="20"/>
+      </w:rPr>
+    </w:lvl>
+    <w:lvl w:ilvl="4" w:tentative="1">
+      <w:start w:val="1"/>
+      <w:numFmt w:val="bullet"/>
+      <w:lvlText w:val=""/>
+      <w:lvlJc w:val="left"/>
+      <w:pPr>
+        <w:tabs>
+          <w:tab w:val="num" w:pos="3600"/>
+        </w:tabs>
+        <w:ind w:left="3600" w:hanging="360"/>
+      </w:pPr>
+      <w:rPr>
+        <w:rFonts w:ascii="Wingdings" w:hAnsi="Wingdings" w:hint="default"/>
+        <w:sz w:val="20"/>
+      </w:rPr>
+    </w:lvl>
+    <w:lvl w:ilvl="5" w:tentative="1">
+      <w:start w:val="1"/>
+      <w:numFmt w:val="bullet"/>
+      <w:lvlText w:val=""/>
+      <w:lvlJc w:val="left"/>
+      <w:pPr>
+        <w:tabs>
+          <w:tab w:val="num" w:pos="4320"/>
+        </w:tabs>
+        <w:ind w:left="4320" w:hanging="360"/>
+      </w:pPr>
+      <w:rPr>
+        <w:rFonts w:ascii="Wingdings" w:hAnsi="Wingdings" w:hint="default"/>
+        <w:sz w:val="20"/>
+      </w:rPr>
+    </w:lvl>
+    <w:lvl w:ilvl="6" w:tentative="1">
+      <w:start w:val="1"/>
+      <w:numFmt w:val="bullet"/>
+      <w:lvlText w:val=""/>
+      <w:lvlJc w:val="left"/>
+      <w:pPr>
+        <w:tabs>
+          <w:tab w:val="num" w:pos="5040"/>
+        </w:tabs>
+        <w:ind w:left="5040" w:hanging="360"/>
+      </w:pPr>
+      <w:rPr>
+        <w:rFonts w:ascii="Wingdings" w:hAnsi="Wingdings" w:hint="default"/>
+        <w:sz w:val="20"/>
+      </w:rPr>
+    </w:lvl>
+    <w:lvl w:ilvl="7" w:tentative="1">
+      <w:start w:val="1"/>
+      <w:numFmt w:val="bullet"/>
+      <w:lvlText w:val=""/>
+      <w:lvlJc w:val="left"/>
+      <w:pPr>
+        <w:tabs>
+          <w:tab w:val="num" w:pos="5760"/>
+        </w:tabs>
+        <w:ind w:left="5760" w:hanging="360"/>
+      </w:pPr>
+      <w:rPr>
+        <w:rFonts w:ascii="Wingdings" w:hAnsi="Wingdings" w:hint="default"/>
+        <w:sz w:val="20"/>
+      </w:rPr>
+    </w:lvl>
+    <w:lvl w:ilvl="8" w:tentative="1">
+      <w:start w:val="1"/>
+      <w:numFmt w:val="bullet"/>
+      <w:lvlText w:val=""/>
+      <w:lvlJc w:val="left"/>
+      <w:pPr>
+        <w:tabs>
+          <w:tab w:val="num" w:pos="6480"/>
+        </w:tabs>
+        <w:ind w:left="6480" w:hanging="360"/>
+      </w:pPr>
+      <w:rPr>
+        <w:rFonts w:ascii="Wingdings" w:hAnsi="Wingdings" w:hint="default"/>
+        <w:sz w:val="20"/>
+      </w:rPr>
+    </w:lvl>
+  </w:abstractNum>
   <w:num w:numId="1" w16cid:durableId="335348537">
-    <w:abstractNumId w:val="2"/>
+    <w:abstractNumId w:val="3"/>
   </w:num>
   <w:num w:numId="2" w16cid:durableId="1744599185">
-    <w:abstractNumId w:val="1"/>
+    <w:abstractNumId w:val="2"/>
   </w:num>
   <w:num w:numId="3" w16cid:durableId="1219172431">
     <w:abstractNumId w:val="0"/>
+  </w:num>
+  <w:num w:numId="4" w16cid:durableId="1866475650">
+    <w:abstractNumId w:val="1"/>
   </w:num>
 </w:numbering>
 </file>
